--- a/_site/files/CV_minakwon.docx
+++ b/_site/files/CV_minakwon.docx
@@ -1018,6 +1018,9 @@
     </w:p>
     <w:p>
       <w:pPr>
+        <w:tabs>
+          <w:tab w:val="right" w:pos="8640"/>
+        </w:tabs>
         <w:spacing w:after="80"/>
         <w:ind w:left="567" w:hanging="567"/>
         <w:rPr>
@@ -1034,7 +1037,111 @@
           <w:sz w:val="22"/>
           <w:lang w:eastAsia="ko-KR"/>
         </w:rPr>
-        <w:t>Kwon, M.,</w:t>
+        <w:t>Kwon, M.</w:t>
+      </w:r>
+      <w:r>
+        <w:rPr>
+          <w:rFonts w:ascii="Calibri Light" w:hAnsi="Calibri Light" w:cs="Calibri Light"/>
+          <w:b/>
+          <w:bCs/>
+          <w:sz w:val="22"/>
+          <w:vertAlign w:val="superscript"/>
+          <w:lang w:eastAsia="ko-KR"/>
+        </w:rPr>
+        <w:t>*</w:t>
+      </w:r>
+      <w:r>
+        <w:rPr>
+          <w:rFonts w:ascii="Calibri Light" w:hAnsi="Calibri Light" w:cs="Calibri Light"/>
+          <w:sz w:val="22"/>
+          <w:lang w:eastAsia="ko-KR"/>
+        </w:rPr>
+        <w:t xml:space="preserve">, </w:t>
+      </w:r>
+      <w:r>
+        <w:rPr>
+          <w:rFonts w:ascii="Calibri Light" w:hAnsi="Calibri Light" w:cs="Calibri Light"/>
+          <w:sz w:val="22"/>
+          <w:lang w:eastAsia="ko-KR"/>
+        </w:rPr>
+        <w:t>Choi, H</w:t>
+      </w:r>
+      <w:r>
+        <w:rPr>
+          <w:rFonts w:ascii="Calibri Light" w:hAnsi="Calibri Light" w:cs="Calibri Light"/>
+          <w:sz w:val="22"/>
+          <w:lang w:eastAsia="ko-KR"/>
+        </w:rPr>
+        <w:t>.</w:t>
+      </w:r>
+      <w:r>
+        <w:rPr>
+          <w:rFonts w:ascii="Calibri Light" w:hAnsi="Calibri Light" w:cs="Calibri Light"/>
+          <w:sz w:val="22"/>
+          <w:vertAlign w:val="superscript"/>
+          <w:lang w:eastAsia="ko-KR"/>
+        </w:rPr>
+        <w:t>*</w:t>
+      </w:r>
+      <w:r>
+        <w:rPr>
+          <w:rFonts w:ascii="Calibri Light" w:hAnsi="Calibri Light" w:cs="Calibri Light"/>
+          <w:sz w:val="22"/>
+          <w:lang w:eastAsia="ko-KR"/>
+        </w:rPr>
+        <w:t>, P</w:t>
+      </w:r>
+      <w:r>
+        <w:rPr>
+          <w:rFonts w:ascii="Calibri Light" w:hAnsi="Calibri Light" w:cs="Calibri Light"/>
+          <w:sz w:val="22"/>
+          <w:lang w:eastAsia="ko-KR"/>
+        </w:rPr>
+        <w:t xml:space="preserve">ark, H., </w:t>
+      </w:r>
+      <w:proofErr w:type="spellStart"/>
+      <w:r>
+        <w:rPr>
+          <w:rFonts w:ascii="Calibri Light" w:hAnsi="Calibri Light" w:cs="Calibri Light"/>
+          <w:sz w:val="22"/>
+          <w:lang w:eastAsia="ko-KR"/>
+        </w:rPr>
+        <w:t>Ahn</w:t>
+      </w:r>
+      <w:proofErr w:type="spellEnd"/>
+      <w:r>
+        <w:rPr>
+          <w:rFonts w:ascii="Calibri Light" w:hAnsi="Calibri Light" w:cs="Calibri Light"/>
+          <w:sz w:val="22"/>
+          <w:lang w:eastAsia="ko-KR"/>
+        </w:rPr>
+        <w:t>, W.</w:t>
+      </w:r>
+      <w:r>
+        <w:rPr>
+          <w:rFonts w:ascii="Calibri Light" w:hAnsi="Calibri Light" w:cs="Calibri Light"/>
+          <w:sz w:val="22"/>
+          <w:vertAlign w:val="superscript"/>
+          <w:lang w:eastAsia="ko-KR"/>
+        </w:rPr>
+        <w:t>+</w:t>
+      </w:r>
+      <w:r>
+        <w:rPr>
+          <w:rFonts w:ascii="Calibri Light" w:hAnsi="Calibri Light" w:cs="Calibri Light"/>
+          <w:sz w:val="22"/>
+          <w:lang w:eastAsia="ko-KR"/>
+        </w:rPr>
+        <w:t>, Jung Y.</w:t>
+      </w:r>
+      <w:r>
+        <w:rPr>
+          <w:rFonts w:ascii="Calibri Light" w:hAnsi="Calibri Light" w:cs="Calibri Light"/>
+          <w:sz w:val="22"/>
+          <w:vertAlign w:val="superscript"/>
+          <w:lang w:eastAsia="ko-KR"/>
+        </w:rPr>
+        <w:t>+</w:t>
       </w:r>
       <w:r>
         <w:rPr>
@@ -1050,11 +1157,65 @@
           <w:sz w:val="22"/>
           <w:lang w:eastAsia="ko-KR"/>
         </w:rPr>
-        <w:t>Lee</w:t>
-      </w:r>
-      <w:r>
-        <w:rPr>
-          <w:rFonts w:ascii="Calibri Light" w:hAnsi="Calibri Light" w:cs="Calibri Light"/>
+        <w:t>(</w:t>
+      </w:r>
+      <w:r>
+        <w:rPr>
+          <w:rFonts w:ascii="Calibri Light" w:hAnsi="Calibri Light" w:cs="Calibri Light"/>
+          <w:sz w:val="22"/>
+          <w:lang w:eastAsia="ko-KR"/>
+        </w:rPr>
+        <w:t>preprint</w:t>
+      </w:r>
+      <w:r>
+        <w:rPr>
+          <w:rFonts w:ascii="Calibri Light" w:hAnsi="Calibri Light" w:cs="Calibri Light"/>
+          <w:sz w:val="22"/>
+          <w:lang w:eastAsia="ko-KR"/>
+        </w:rPr>
+        <w:t xml:space="preserve">) </w:t>
+      </w:r>
+      <w:r>
+        <w:rPr>
+          <w:rFonts w:ascii="Calibri Light" w:hAnsi="Calibri Light" w:cs="Calibri Light"/>
+          <w:sz w:val="22"/>
+          <w:lang w:eastAsia="ko-KR"/>
+        </w:rPr>
+        <w:t xml:space="preserve">Neural correlates of </w:t>
+      </w:r>
+      <w:r>
+        <w:rPr>
+          <w:rFonts w:ascii="Calibri Light" w:hAnsi="Calibri Light" w:cs="Calibri Light"/>
+          <w:sz w:val="22"/>
+          <w:lang w:eastAsia="ko-KR"/>
+        </w:rPr>
+        <w:t xml:space="preserve">model-based behavior in </w:t>
+      </w:r>
+      <w:r>
+        <w:rPr>
+          <w:rFonts w:ascii="Calibri Light" w:hAnsi="Calibri Light" w:cs="Calibri Light"/>
+          <w:sz w:val="22"/>
+          <w:lang w:eastAsia="ko-KR"/>
+        </w:rPr>
+        <w:t xml:space="preserve">internet gaming disorder and alcohol use disorder, </w:t>
+      </w:r>
+      <w:proofErr w:type="spellStart"/>
+      <w:r>
+        <w:rPr>
+          <w:rFonts w:ascii="Calibri Light" w:hAnsi="Calibri Light" w:cs="Calibri Light"/>
+          <w:i/>
+          <w:iCs/>
+          <w:sz w:val="22"/>
+          <w:lang w:eastAsia="ko-KR"/>
+        </w:rPr>
+        <w:t>bioRxiv</w:t>
+      </w:r>
+      <w:proofErr w:type="spellEnd"/>
+      <w:r>
+        <w:rPr>
+          <w:rFonts w:ascii="Calibri Light" w:hAnsi="Calibri Light" w:cs="Calibri Light"/>
+          <w:i/>
+          <w:iCs/>
           <w:sz w:val="22"/>
           <w:lang w:eastAsia="ko-KR"/>
         </w:rPr>
@@ -1063,132 +1224,18 @@
       <w:r>
         <w:rPr>
           <w:rFonts w:ascii="Calibri Light" w:hAnsi="Calibri Light" w:cs="Calibri Light"/>
-          <w:sz w:val="22"/>
-          <w:lang w:eastAsia="ko-KR"/>
-        </w:rPr>
-        <w:t>S</w:t>
-      </w:r>
-      <w:r>
-        <w:rPr>
-          <w:rFonts w:ascii="Calibri Light" w:hAnsi="Calibri Light" w:cs="Calibri Light"/>
-          <w:sz w:val="22"/>
-          <w:lang w:eastAsia="ko-KR"/>
-        </w:rPr>
-        <w:t xml:space="preserve">., &amp; </w:t>
-      </w:r>
-      <w:proofErr w:type="spellStart"/>
-      <w:r>
-        <w:rPr>
-          <w:rFonts w:ascii="Calibri Light" w:hAnsi="Calibri Light" w:cs="Calibri Light"/>
-          <w:sz w:val="22"/>
-          <w:lang w:eastAsia="ko-KR"/>
-        </w:rPr>
-        <w:t>Ahn</w:t>
-      </w:r>
-      <w:proofErr w:type="spellEnd"/>
-      <w:r>
-        <w:rPr>
-          <w:rFonts w:ascii="Calibri Light" w:hAnsi="Calibri Light" w:cs="Calibri Light"/>
-          <w:sz w:val="22"/>
-          <w:lang w:eastAsia="ko-KR"/>
-        </w:rPr>
-        <w:t>, W.-Y. (</w:t>
-      </w:r>
-      <w:r>
-        <w:rPr>
-          <w:rFonts w:ascii="Calibri Light" w:hAnsi="Calibri Light" w:cs="Calibri Light"/>
-          <w:sz w:val="22"/>
-          <w:lang w:eastAsia="ko-KR"/>
-        </w:rPr>
-        <w:t>2022</w:t>
-      </w:r>
-      <w:r>
-        <w:rPr>
-          <w:rFonts w:ascii="Calibri Light" w:hAnsi="Calibri Light" w:cs="Calibri Light"/>
-          <w:sz w:val="22"/>
-          <w:lang w:eastAsia="ko-KR"/>
-        </w:rPr>
-        <w:t xml:space="preserve">) </w:t>
-      </w:r>
-      <w:r>
-        <w:rPr>
-          <w:rFonts w:ascii="Calibri Light" w:hAnsi="Calibri Light" w:cs="Calibri Light"/>
-          <w:sz w:val="22"/>
-          <w:lang w:eastAsia="ko-KR"/>
-        </w:rPr>
-        <w:t>Adaptive design optimization as a promising tool for reliable and efficient computational fingerprinting</w:t>
-      </w:r>
-      <w:r>
-        <w:rPr>
-          <w:rFonts w:ascii="Calibri Light" w:hAnsi="Calibri Light" w:cs="Calibri Light"/>
-          <w:sz w:val="22"/>
-          <w:lang w:eastAsia="ko-KR"/>
-        </w:rPr>
-        <w:t>.</w:t>
-      </w:r>
-      <w:r>
-        <w:rPr>
-          <w:rFonts w:ascii="Calibri Light" w:hAnsi="Calibri Light" w:cs="Calibri Light"/>
-          <w:sz w:val="22"/>
-          <w:lang w:eastAsia="ko-KR"/>
-        </w:rPr>
-        <w:t xml:space="preserve"> </w:t>
-      </w:r>
-      <w:r>
-        <w:rPr>
-          <w:rFonts w:ascii="Calibri Light" w:hAnsi="Calibri Light" w:cs="Calibri Light"/>
-          <w:b/>
-          <w:bCs/>
-          <w:i/>
-          <w:iCs/>
-          <w:sz w:val="22"/>
-          <w:lang w:eastAsia="ko-KR"/>
-        </w:rPr>
-        <w:t>Biological Psychia</w:t>
-      </w:r>
-      <w:r>
-        <w:rPr>
-          <w:rFonts w:ascii="Calibri Light" w:hAnsi="Calibri Light" w:cs="Calibri Light"/>
-          <w:b/>
-          <w:bCs/>
-          <w:i/>
-          <w:iCs/>
-          <w:sz w:val="22"/>
-          <w:lang w:eastAsia="ko-KR"/>
-        </w:rPr>
-        <w:t>t</w:t>
-      </w:r>
-      <w:r>
-        <w:rPr>
-          <w:rFonts w:ascii="Calibri Light" w:hAnsi="Calibri Light" w:cs="Calibri Light"/>
-          <w:b/>
-          <w:bCs/>
-          <w:i/>
-          <w:iCs/>
-          <w:sz w:val="22"/>
-          <w:lang w:eastAsia="ko-KR"/>
-        </w:rPr>
-        <w:t>ry: Cognitive Neuroscience and Neuroimaging</w:t>
-      </w:r>
-      <w:r>
-        <w:rPr>
-          <w:rFonts w:ascii="Calibri Light" w:hAnsi="Calibri Light" w:cs="Calibri Light"/>
-          <w:sz w:val="22"/>
-          <w:lang w:eastAsia="ko-KR"/>
-        </w:rPr>
-        <w:t xml:space="preserve">, </w:t>
-      </w:r>
-      <w:r>
-        <w:rPr>
-          <w:rFonts w:ascii="Calibri Light" w:hAnsi="Calibri Light" w:cs="Calibri Light"/>
-          <w:sz w:val="22"/>
-          <w:lang w:eastAsia="ko-KR"/>
-        </w:rPr>
-        <w:t>https://doi.org/10.1016/j.bpsc.2022.12.003</w:t>
-      </w:r>
-      <w:r>
-        <w:rPr>
-          <w:rFonts w:ascii="Calibri Light" w:hAnsi="Calibri Light" w:cs="Calibri Light"/>
+          <w:i/>
+          <w:iCs/>
+          <w:sz w:val="22"/>
+          <w:lang w:eastAsia="ko-KR"/>
+        </w:rPr>
+        <w:t>https://doi.org/10.1101/2023.09.12.557482</w:t>
+      </w:r>
+      <w:r>
+        <w:rPr>
+          <w:rFonts w:ascii="Calibri Light" w:hAnsi="Calibri Light" w:cs="Calibri Light"/>
+          <w:i/>
+          <w:iCs/>
           <w:sz w:val="22"/>
           <w:lang w:eastAsia="ko-KR"/>
         </w:rPr>
@@ -1273,7 +1320,7 @@
           <w:sz w:val="22"/>
           <w:lang w:eastAsia="ko-KR"/>
         </w:rPr>
-        <w:t>revised and resubmitted</w:t>
+        <w:t>in press</w:t>
       </w:r>
       <w:r>
         <w:rPr>
@@ -1297,53 +1344,33 @@
           <w:sz w:val="22"/>
           <w:lang w:eastAsia="ko-KR"/>
         </w:rPr>
-        <w:t>.</w:t>
-      </w:r>
-      <w:r>
-        <w:rPr>
-          <w:rFonts w:ascii="Calibri Light" w:hAnsi="Calibri Light" w:cs="Calibri Light"/>
-          <w:sz w:val="22"/>
-          <w:lang w:eastAsia="ko-KR"/>
-        </w:rPr>
-        <w:t xml:space="preserve"> </w:t>
-      </w:r>
-      <w:proofErr w:type="spellStart"/>
-      <w:r>
-        <w:rPr>
-          <w:rFonts w:ascii="Calibri Light" w:hAnsi="Calibri Light" w:cs="Calibri Light"/>
-          <w:b/>
-          <w:bCs/>
-          <w:i/>
-          <w:iCs/>
-          <w:sz w:val="22"/>
-          <w:lang w:eastAsia="ko-KR"/>
-        </w:rPr>
-        <w:t>BioRxiv</w:t>
-      </w:r>
-      <w:proofErr w:type="spellEnd"/>
-      <w:r>
-        <w:rPr>
-          <w:rFonts w:ascii="Calibri Light" w:hAnsi="Calibri Light" w:cs="Calibri Light"/>
-          <w:sz w:val="22"/>
-          <w:lang w:eastAsia="ko-KR"/>
-        </w:rPr>
-        <w:t>, 2021.02.17.431718.</w:t>
-      </w:r>
-      <w:r>
-        <w:rPr>
-          <w:rFonts w:ascii="Calibri Light" w:hAnsi="Calibri Light" w:cs="Calibri Light"/>
-          <w:sz w:val="22"/>
-          <w:lang w:eastAsia="ko-KR"/>
-        </w:rPr>
-        <w:t xml:space="preserve"> </w:t>
-      </w:r>
-      <w:r>
-        <w:rPr>
-          <w:rFonts w:ascii="Calibri Light" w:hAnsi="Calibri Light" w:cs="Calibri Light"/>
-          <w:sz w:val="22"/>
-          <w:lang w:eastAsia="ko-KR"/>
-        </w:rPr>
-        <w:t>https://doi.org/10.1101/2021.02.17.431718</w:t>
+        <w:t xml:space="preserve">. </w:t>
+      </w:r>
+      <w:r>
+        <w:rPr>
+          <w:rFonts w:ascii="Calibri Light" w:hAnsi="Calibri Light" w:cs="Calibri Light"/>
+          <w:i/>
+          <w:iCs/>
+          <w:sz w:val="22"/>
+          <w:lang w:eastAsia="ko-KR"/>
+        </w:rPr>
+        <w:t>Substance Use and Misuse</w:t>
+      </w:r>
+      <w:r>
+        <w:rPr>
+          <w:rFonts w:ascii="Calibri Light" w:hAnsi="Calibri Light" w:cs="Calibri Light"/>
+          <w:sz w:val="22"/>
+          <w:lang w:eastAsia="ko-KR"/>
+        </w:rPr>
+        <w:t>, https://doi.org/10.1101/2021.02.17.4317</w:t>
+      </w:r>
+      <w:r>
+        <w:rPr>
+          <w:rFonts w:ascii="Calibri Light" w:hAnsi="Calibri Light" w:cs="Calibri Light"/>
+          <w:sz w:val="22"/>
+          <w:lang w:eastAsia="ko-KR"/>
+        </w:rPr>
+        <w:t>18</w:t>
       </w:r>
       <w:r>
         <w:rPr>
@@ -1367,9 +1394,199 @@
       <w:r>
         <w:rPr>
           <w:rFonts w:ascii="Calibri Light" w:hAnsi="Calibri Light" w:cs="Calibri Light"/>
-          <w:sz w:val="22"/>
-          <w:lang w:eastAsia="ko-KR"/>
-        </w:rPr>
+          <w:b/>
+          <w:bCs/>
+          <w:sz w:val="22"/>
+          <w:lang w:eastAsia="ko-KR"/>
+        </w:rPr>
+        <w:t>Kwon, M.,</w:t>
+      </w:r>
+      <w:r>
+        <w:rPr>
+          <w:rFonts w:ascii="Calibri Light" w:hAnsi="Calibri Light" w:cs="Calibri Light"/>
+          <w:sz w:val="22"/>
+          <w:lang w:eastAsia="ko-KR"/>
+        </w:rPr>
+        <w:t xml:space="preserve"> </w:t>
+      </w:r>
+      <w:r>
+        <w:rPr>
+          <w:rFonts w:ascii="Calibri Light" w:hAnsi="Calibri Light" w:cs="Calibri Light"/>
+          <w:sz w:val="22"/>
+          <w:lang w:eastAsia="ko-KR"/>
+        </w:rPr>
+        <w:t>Lee</w:t>
+      </w:r>
+      <w:r>
+        <w:rPr>
+          <w:rFonts w:ascii="Calibri Light" w:hAnsi="Calibri Light" w:cs="Calibri Light"/>
+          <w:sz w:val="22"/>
+          <w:lang w:eastAsia="ko-KR"/>
+        </w:rPr>
+        <w:t xml:space="preserve">, </w:t>
+      </w:r>
+      <w:r>
+        <w:rPr>
+          <w:rFonts w:ascii="Calibri Light" w:hAnsi="Calibri Light" w:cs="Calibri Light"/>
+          <w:sz w:val="22"/>
+          <w:lang w:eastAsia="ko-KR"/>
+        </w:rPr>
+        <w:t>S</w:t>
+      </w:r>
+      <w:r>
+        <w:rPr>
+          <w:rFonts w:ascii="Calibri Light" w:hAnsi="Calibri Light" w:cs="Calibri Light"/>
+          <w:sz w:val="22"/>
+          <w:lang w:eastAsia="ko-KR"/>
+        </w:rPr>
+        <w:t xml:space="preserve">., &amp; </w:t>
+      </w:r>
+      <w:proofErr w:type="spellStart"/>
+      <w:r>
+        <w:rPr>
+          <w:rFonts w:ascii="Calibri Light" w:hAnsi="Calibri Light" w:cs="Calibri Light"/>
+          <w:sz w:val="22"/>
+          <w:lang w:eastAsia="ko-KR"/>
+        </w:rPr>
+        <w:t>Ahn</w:t>
+      </w:r>
+      <w:proofErr w:type="spellEnd"/>
+      <w:r>
+        <w:rPr>
+          <w:rFonts w:ascii="Calibri Light" w:hAnsi="Calibri Light" w:cs="Calibri Light"/>
+          <w:sz w:val="22"/>
+          <w:lang w:eastAsia="ko-KR"/>
+        </w:rPr>
+        <w:t>, W.-Y. (</w:t>
+      </w:r>
+      <w:r>
+        <w:rPr>
+          <w:rFonts w:ascii="Calibri Light" w:hAnsi="Calibri Light" w:cs="Calibri Light"/>
+          <w:sz w:val="22"/>
+          <w:lang w:eastAsia="ko-KR"/>
+        </w:rPr>
+        <w:t>202</w:t>
+      </w:r>
+      <w:r>
+        <w:rPr>
+          <w:rFonts w:ascii="Calibri Light" w:hAnsi="Calibri Light" w:cs="Calibri Light"/>
+          <w:sz w:val="22"/>
+          <w:lang w:eastAsia="ko-KR"/>
+        </w:rPr>
+        <w:t>3</w:t>
+      </w:r>
+      <w:r>
+        <w:rPr>
+          <w:rFonts w:ascii="Calibri Light" w:hAnsi="Calibri Light" w:cs="Calibri Light"/>
+          <w:sz w:val="22"/>
+          <w:lang w:eastAsia="ko-KR"/>
+        </w:rPr>
+        <w:t xml:space="preserve">) </w:t>
+      </w:r>
+      <w:r>
+        <w:rPr>
+          <w:rFonts w:ascii="Calibri Light" w:hAnsi="Calibri Light" w:cs="Calibri Light"/>
+          <w:sz w:val="22"/>
+          <w:lang w:eastAsia="ko-KR"/>
+        </w:rPr>
+        <w:t>Adaptive design optimization as a promising tool for reliable and efficient computational fingerprinting</w:t>
+      </w:r>
+      <w:r>
+        <w:rPr>
+          <w:rFonts w:ascii="Calibri Light" w:hAnsi="Calibri Light" w:cs="Calibri Light"/>
+          <w:sz w:val="22"/>
+          <w:lang w:eastAsia="ko-KR"/>
+        </w:rPr>
+        <w:t>.</w:t>
+      </w:r>
+      <w:r>
+        <w:rPr>
+          <w:rFonts w:ascii="Calibri Light" w:hAnsi="Calibri Light" w:cs="Calibri Light"/>
+          <w:sz w:val="22"/>
+          <w:lang w:eastAsia="ko-KR"/>
+        </w:rPr>
+        <w:t xml:space="preserve"> </w:t>
+      </w:r>
+      <w:r>
+        <w:rPr>
+          <w:rFonts w:ascii="Calibri Light" w:hAnsi="Calibri Light" w:cs="Calibri Light"/>
+          <w:i/>
+          <w:iCs/>
+          <w:sz w:val="22"/>
+          <w:lang w:eastAsia="ko-KR"/>
+        </w:rPr>
+        <w:t>Biological Psychia</w:t>
+      </w:r>
+      <w:r>
+        <w:rPr>
+          <w:rFonts w:ascii="Calibri Light" w:hAnsi="Calibri Light" w:cs="Calibri Light"/>
+          <w:i/>
+          <w:iCs/>
+          <w:sz w:val="22"/>
+          <w:lang w:eastAsia="ko-KR"/>
+        </w:rPr>
+        <w:t>t</w:t>
+      </w:r>
+      <w:r>
+        <w:rPr>
+          <w:rFonts w:ascii="Calibri Light" w:hAnsi="Calibri Light" w:cs="Calibri Light"/>
+          <w:i/>
+          <w:iCs/>
+          <w:sz w:val="22"/>
+          <w:lang w:eastAsia="ko-KR"/>
+        </w:rPr>
+        <w:t>ry: Cognitive Neuroscience and Neuroimaging</w:t>
+      </w:r>
+      <w:r>
+        <w:rPr>
+          <w:rFonts w:ascii="Calibri Light" w:hAnsi="Calibri Light" w:cs="Calibri Light"/>
+          <w:sz w:val="22"/>
+          <w:lang w:eastAsia="ko-KR"/>
+        </w:rPr>
+        <w:t xml:space="preserve">, </w:t>
+      </w:r>
+      <w:r>
+        <w:rPr>
+          <w:rFonts w:ascii="Calibri Light" w:hAnsi="Calibri Light" w:cs="Calibri Light"/>
+          <w:sz w:val="22"/>
+          <w:lang w:eastAsia="ko-KR"/>
+        </w:rPr>
+        <w:t>https://doi.o</w:t>
+      </w:r>
+      <w:r>
+        <w:rPr>
+          <w:rFonts w:ascii="Calibri Light" w:hAnsi="Calibri Light" w:cs="Calibri Light"/>
+          <w:sz w:val="22"/>
+          <w:lang w:eastAsia="ko-KR"/>
+        </w:rPr>
+        <w:t>rg/10.1016/j.bpsc.2022.12.003</w:t>
+      </w:r>
+      <w:r>
+        <w:rPr>
+          <w:rFonts w:ascii="Calibri Light" w:hAnsi="Calibri Light" w:cs="Calibri Light"/>
+          <w:sz w:val="22"/>
+          <w:lang w:eastAsia="ko-KR"/>
+        </w:rPr>
+        <w:t>.</w:t>
+      </w:r>
+    </w:p>
+    <w:p>
+      <w:pPr>
+        <w:spacing w:after="80"/>
+        <w:ind w:left="567" w:hanging="567"/>
+        <w:rPr>
+          <w:rFonts w:ascii="Calibri Light" w:hAnsi="Calibri Light" w:cs="Calibri Light"/>
+          <w:sz w:val="22"/>
+          <w:lang w:eastAsia="ko-KR"/>
+        </w:rPr>
+      </w:pPr>
+      <w:r>
+        <w:rPr>
+          <w:rFonts w:ascii="Calibri Light" w:hAnsi="Calibri Light" w:cs="Calibri Light"/>
+          <w:sz w:val="22"/>
+          <w:lang w:eastAsia="ko-KR"/>
+        </w:rPr>
+        <w:lastRenderedPageBreak/>
         <w:t xml:space="preserve">Kim, H., </w:t>
       </w:r>
       <w:proofErr w:type="spellStart"/>
@@ -1482,7 +1699,57 @@
           <w:sz w:val="22"/>
           <w:lang w:eastAsia="ko-KR"/>
         </w:rPr>
-        <w:t>avlovian and instrumental systems in the punishment domain.</w:t>
+        <w:t xml:space="preserve">avlovian and instrumental systems in the punishment </w:t>
+      </w:r>
+      <w:r>
+        <w:rPr>
+          <w:rFonts w:ascii="Calibri Light" w:hAnsi="Calibri Light" w:cs="Calibri Light"/>
+          <w:sz w:val="22"/>
+          <w:lang w:eastAsia="ko-KR"/>
+        </w:rPr>
+        <w:t xml:space="preserve">domain. </w:t>
+      </w:r>
+      <w:r>
+        <w:rPr>
+          <w:rFonts w:ascii="Calibri Light" w:hAnsi="Calibri Light" w:cs="Calibri Light"/>
+          <w:i/>
+          <w:iCs/>
+          <w:sz w:val="22"/>
+          <w:lang w:eastAsia="ko-KR"/>
+        </w:rPr>
+        <w:t>PLOS ONE</w:t>
+      </w:r>
+      <w:r>
+        <w:rPr>
+          <w:rFonts w:ascii="Calibri Light" w:hAnsi="Calibri Light" w:cs="Calibri Light"/>
+          <w:sz w:val="22"/>
+          <w:lang w:eastAsia="ko-KR"/>
+        </w:rPr>
+        <w:t xml:space="preserve">, </w:t>
+      </w:r>
+      <w:r>
+        <w:rPr>
+          <w:rFonts w:ascii="Calibri Light" w:hAnsi="Calibri Light" w:cs="Calibri Light"/>
+          <w:sz w:val="22"/>
+          <w:lang w:eastAsia="ko-KR"/>
+        </w:rPr>
+        <w:t>https://doi.org/10</w:t>
+      </w:r>
+      <w:r>
+        <w:rPr>
+          <w:rFonts w:ascii="Calibri Light" w:hAnsi="Calibri Light" w:cs="Calibri Light"/>
+          <w:sz w:val="22"/>
+          <w:lang w:eastAsia="ko-KR"/>
+        </w:rPr>
+        <w:t>.1371/journal.pone.0286632</w:t>
+      </w:r>
+      <w:r>
+        <w:rPr>
+          <w:rFonts w:ascii="Calibri Light" w:hAnsi="Calibri Light" w:cs="Calibri Light"/>
+          <w:sz w:val="22"/>
+          <w:lang w:eastAsia="ko-KR"/>
+        </w:rPr>
+        <w:t>.</w:t>
       </w:r>
       <w:r>
         <w:rPr>
@@ -1492,50 +1759,17 @@
         </w:rPr>
         <w:t xml:space="preserve"> </w:t>
       </w:r>
-      <w:r>
-        <w:rPr>
-          <w:rFonts w:ascii="Calibri Light" w:hAnsi="Calibri Light" w:cs="Calibri Light"/>
-          <w:b/>
-          <w:bCs/>
-          <w:i/>
-          <w:iCs/>
-          <w:sz w:val="22"/>
-          <w:lang w:eastAsia="ko-KR"/>
-        </w:rPr>
-        <w:t>PLOS ONE</w:t>
-      </w:r>
-      <w:r>
-        <w:rPr>
-          <w:rFonts w:ascii="Calibri Light" w:hAnsi="Calibri Light" w:cs="Calibri Light"/>
-          <w:sz w:val="22"/>
-          <w:lang w:eastAsia="ko-KR"/>
-        </w:rPr>
-        <w:t xml:space="preserve">, </w:t>
-      </w:r>
-      <w:r>
-        <w:rPr>
-          <w:rFonts w:ascii="Calibri Light" w:hAnsi="Calibri Light" w:cs="Calibri Light"/>
-          <w:sz w:val="22"/>
-          <w:lang w:eastAsia="ko-KR"/>
-        </w:rPr>
-        <w:t>https://doi.org/10.1371/journal.pone.0286632</w:t>
-      </w:r>
-      <w:r>
-        <w:rPr>
-          <w:rFonts w:ascii="Calibri Light" w:hAnsi="Calibri Light" w:cs="Calibri Light"/>
-          <w:sz w:val="22"/>
-          <w:lang w:eastAsia="ko-KR"/>
-        </w:rPr>
-        <w:t>.</w:t>
-      </w:r>
-      <w:r>
-        <w:rPr>
-          <w:rFonts w:ascii="Calibri Light" w:hAnsi="Calibri Light" w:cs="Calibri Light"/>
-          <w:sz w:val="22"/>
-          <w:lang w:eastAsia="ko-KR"/>
-        </w:rPr>
-        <w:t xml:space="preserve"> </w:t>
-      </w:r>
+    </w:p>
+    <w:p>
+      <w:pPr>
+        <w:spacing w:after="80"/>
+        <w:ind w:left="567" w:hanging="567"/>
+        <w:rPr>
+          <w:rFonts w:ascii="Calibri Light" w:hAnsi="Calibri Light" w:cs="Calibri Light"/>
+          <w:sz w:val="22"/>
+          <w:lang w:eastAsia="ko-KR"/>
+        </w:rPr>
+      </w:pPr>
     </w:p>
     <w:p>
       <w:pPr>
@@ -1554,7 +1788,6 @@
           <w:szCs w:val="26"/>
           <w:lang w:eastAsia="ko-KR"/>
         </w:rPr>
-        <w:lastRenderedPageBreak/>
         <w:t xml:space="preserve">Oral </w:t>
       </w:r>
       <w:r>
@@ -1744,7 +1977,94 @@
           <w:sz w:val="22"/>
           <w:lang w:eastAsia="ko-KR"/>
         </w:rPr>
-        <w:t xml:space="preserve">Shared and Distinct Neurocognitive </w:t>
+        <w:t xml:space="preserve">Neural correlates of goal-directed control in internet gaming disorder and alcohol use disorder, </w:t>
+      </w:r>
+      <w:r>
+        <w:rPr>
+          <w:rFonts w:ascii="Calibri Light" w:hAnsi="Calibri Light" w:cs="Calibri Light"/>
+          <w:i/>
+          <w:iCs/>
+          <w:sz w:val="22"/>
+          <w:lang w:eastAsia="ko-KR"/>
+        </w:rPr>
+        <w:t>presented</w:t>
+      </w:r>
+      <w:r>
+        <w:rPr>
+          <w:rFonts w:ascii="Calibri Light" w:hAnsi="Calibri Light" w:cs="Calibri Light"/>
+          <w:i/>
+          <w:iCs/>
+          <w:sz w:val="22"/>
+          <w:lang w:eastAsia="ko-KR"/>
+        </w:rPr>
+        <w:t xml:space="preserve"> </w:t>
+      </w:r>
+      <w:r>
+        <w:rPr>
+          <w:rFonts w:ascii="Calibri Light" w:hAnsi="Calibri Light" w:cs="Calibri Light"/>
+          <w:i/>
+          <w:iCs/>
+          <w:sz w:val="22"/>
+          <w:lang w:eastAsia="ko-KR"/>
+        </w:rPr>
+        <w:t xml:space="preserve">at </w:t>
+      </w:r>
+      <w:r>
+        <w:rPr>
+          <w:rFonts w:ascii="Calibri Light" w:hAnsi="Calibri Light" w:cs="Calibri Light"/>
+          <w:i/>
+          <w:iCs/>
+          <w:sz w:val="22"/>
+          <w:lang w:eastAsia="ko-KR"/>
+        </w:rPr>
+        <w:t>8th International Conference on Behavioral Addictions, Incheon, Korea</w:t>
+      </w:r>
+      <w:r>
+        <w:rPr>
+          <w:rFonts w:ascii="Calibri Light" w:hAnsi="Calibri Light" w:cs="Calibri Light"/>
+          <w:i/>
+          <w:iCs/>
+          <w:sz w:val="22"/>
+          <w:lang w:eastAsia="ko-KR"/>
+        </w:rPr>
+        <w:t>.</w:t>
+      </w:r>
+    </w:p>
+    <w:p>
+      <w:pPr>
+        <w:spacing w:after="80"/>
+        <w:ind w:left="567" w:hanging="567"/>
+        <w:rPr>
+          <w:rFonts w:ascii="Calibri Light" w:hAnsi="Calibri Light" w:cs="Calibri Light"/>
+          <w:sz w:val="22"/>
+          <w:lang w:eastAsia="ko-KR"/>
+        </w:rPr>
+      </w:pPr>
+      <w:r>
+        <w:rPr>
+          <w:rFonts w:ascii="Calibri Light" w:hAnsi="Calibri Light" w:cs="Calibri Light"/>
+          <w:b/>
+          <w:bCs/>
+          <w:sz w:val="22"/>
+          <w:lang w:eastAsia="ko-KR"/>
+        </w:rPr>
+        <w:t>Kwon, M.,</w:t>
+      </w:r>
+      <w:r>
+        <w:rPr>
+          <w:rFonts w:ascii="Calibri Light" w:hAnsi="Calibri Light" w:cs="Calibri Light"/>
+          <w:sz w:val="22"/>
+          <w:lang w:eastAsia="ko-KR"/>
+        </w:rPr>
+        <w:t xml:space="preserve"> Kim, H., Yang, J., </w:t>
+      </w:r>
+      <w:r>
+        <w:rPr>
+          <w:rFonts w:ascii="Calibri Light" w:hAnsi="Calibri Light" w:cs="Calibri Light"/>
+          <w:sz w:val="22"/>
+          <w:lang w:eastAsia="ko-KR"/>
+        </w:rPr>
+        <w:t xml:space="preserve">Lee, Y., </w:t>
       </w:r>
       <w:proofErr w:type="spellStart"/>
       <w:r>
@@ -1753,7 +2073,7 @@
           <w:sz w:val="22"/>
           <w:lang w:eastAsia="ko-KR"/>
         </w:rPr>
-        <w:t>Featrues</w:t>
+        <w:t>Hur</w:t>
       </w:r>
       <w:proofErr w:type="spellEnd"/>
       <w:r>
@@ -1762,37 +2082,253 @@
           <w:sz w:val="22"/>
           <w:lang w:eastAsia="ko-KR"/>
         </w:rPr>
-        <w:t xml:space="preserve"> of Internet Gaming Disorder and Alcohol Use Disorder, </w:t>
-      </w:r>
-      <w:r>
-        <w:rPr>
-          <w:rFonts w:ascii="Calibri Light" w:hAnsi="Calibri Light" w:cs="Calibri Light"/>
-          <w:i/>
-          <w:iCs/>
-          <w:sz w:val="22"/>
-          <w:lang w:eastAsia="ko-KR"/>
-        </w:rPr>
-        <w:t>presented</w:t>
-      </w:r>
-      <w:r>
-        <w:rPr>
-          <w:rFonts w:ascii="Calibri Light" w:hAnsi="Calibri Light" w:cs="Calibri Light"/>
-          <w:i/>
-          <w:iCs/>
-          <w:sz w:val="22"/>
-          <w:lang w:eastAsia="ko-KR"/>
-        </w:rPr>
-        <w:t xml:space="preserve"> as Open Paper</w:t>
-      </w:r>
-      <w:r>
-        <w:rPr>
-          <w:rFonts w:ascii="Calibri Light" w:hAnsi="Calibri Light" w:cs="Calibri Light"/>
-          <w:i/>
-          <w:iCs/>
-          <w:sz w:val="22"/>
-          <w:lang w:eastAsia="ko-KR"/>
-        </w:rPr>
-        <w:t xml:space="preserve"> at </w:t>
+        <w:t xml:space="preserve">, J., Lee, T.-H., &amp; </w:t>
+      </w:r>
+      <w:proofErr w:type="spellStart"/>
+      <w:r>
+        <w:rPr>
+          <w:rFonts w:ascii="Calibri Light" w:hAnsi="Calibri Light" w:cs="Calibri Light"/>
+          <w:sz w:val="22"/>
+          <w:lang w:eastAsia="ko-KR"/>
+        </w:rPr>
+        <w:t>Ahn</w:t>
+      </w:r>
+      <w:proofErr w:type="spellEnd"/>
+      <w:r>
+        <w:rPr>
+          <w:rFonts w:ascii="Calibri Light" w:hAnsi="Calibri Light" w:cs="Calibri Light"/>
+          <w:sz w:val="22"/>
+          <w:lang w:eastAsia="ko-KR"/>
+        </w:rPr>
+        <w:t xml:space="preserve">, W.-Y. </w:t>
+      </w:r>
+      <w:r>
+        <w:rPr>
+          <w:rFonts w:ascii="Calibri Light" w:hAnsi="Calibri Light" w:cs="Calibri Light"/>
+          <w:sz w:val="22"/>
+          <w:lang w:eastAsia="ko-KR"/>
+        </w:rPr>
+        <w:t xml:space="preserve">(2023) </w:t>
+      </w:r>
+      <w:r>
+        <w:rPr>
+          <w:rFonts w:ascii="Calibri Light" w:hAnsi="Calibri Light" w:cs="Calibri Light"/>
+          <w:sz w:val="22"/>
+          <w:lang w:eastAsia="ko-KR"/>
+        </w:rPr>
+        <w:t>Caffeinated soda intake in children is associated with neurobehavioral risk factors for substance misuse</w:t>
+      </w:r>
+      <w:r>
+        <w:rPr>
+          <w:rFonts w:ascii="Calibri Light" w:hAnsi="Calibri Light" w:cs="Calibri Light"/>
+          <w:sz w:val="22"/>
+          <w:lang w:eastAsia="ko-KR"/>
+        </w:rPr>
+        <w:t xml:space="preserve">, </w:t>
+      </w:r>
+      <w:r>
+        <w:rPr>
+          <w:rFonts w:ascii="Calibri Light" w:hAnsi="Calibri Light" w:cs="Calibri Light"/>
+          <w:i/>
+          <w:iCs/>
+          <w:sz w:val="22"/>
+          <w:lang w:eastAsia="ko-KR"/>
+        </w:rPr>
+        <w:t>presented at 2023 Annual Conference of the Korean Psychological Association, Suwon, Korea.</w:t>
+      </w:r>
+    </w:p>
+    <w:p>
+      <w:pPr>
+        <w:tabs>
+          <w:tab w:val="right" w:pos="8640"/>
+        </w:tabs>
+        <w:spacing w:after="80"/>
+        <w:ind w:left="567" w:hanging="567"/>
+        <w:rPr>
+          <w:rFonts w:ascii="Calibri Light" w:hAnsi="Calibri Light" w:cs="Calibri Light"/>
+          <w:sz w:val="22"/>
+          <w:lang w:eastAsia="ko-KR"/>
+        </w:rPr>
+      </w:pPr>
+      <w:r>
+        <w:rPr>
+          <w:rFonts w:ascii="Calibri Light" w:hAnsi="Calibri Light" w:cs="Calibri Light"/>
+          <w:b/>
+          <w:bCs/>
+          <w:sz w:val="22"/>
+          <w:lang w:eastAsia="ko-KR"/>
+        </w:rPr>
+        <w:t>Kwon, M.</w:t>
+      </w:r>
+      <w:r>
+        <w:rPr>
+          <w:rFonts w:ascii="Calibri Light" w:hAnsi="Calibri Light" w:cs="Calibri Light"/>
+          <w:b/>
+          <w:bCs/>
+          <w:sz w:val="22"/>
+          <w:vertAlign w:val="superscript"/>
+          <w:lang w:eastAsia="ko-KR"/>
+        </w:rPr>
+        <w:t>*</w:t>
+      </w:r>
+      <w:r>
+        <w:rPr>
+          <w:rFonts w:ascii="Calibri Light" w:hAnsi="Calibri Light" w:cs="Calibri Light"/>
+          <w:sz w:val="22"/>
+          <w:lang w:eastAsia="ko-KR"/>
+        </w:rPr>
+        <w:t xml:space="preserve">, </w:t>
+      </w:r>
+      <w:r>
+        <w:rPr>
+          <w:rFonts w:ascii="Calibri Light" w:hAnsi="Calibri Light" w:cs="Calibri Light"/>
+          <w:sz w:val="22"/>
+          <w:lang w:eastAsia="ko-KR"/>
+        </w:rPr>
+        <w:t>Choi, H</w:t>
+      </w:r>
+      <w:r>
+        <w:rPr>
+          <w:rFonts w:ascii="Calibri Light" w:hAnsi="Calibri Light" w:cs="Calibri Light"/>
+          <w:sz w:val="22"/>
+          <w:lang w:eastAsia="ko-KR"/>
+        </w:rPr>
+        <w:t>.</w:t>
+      </w:r>
+      <w:r>
+        <w:rPr>
+          <w:rFonts w:ascii="Calibri Light" w:hAnsi="Calibri Light" w:cs="Calibri Light"/>
+          <w:sz w:val="22"/>
+          <w:vertAlign w:val="superscript"/>
+          <w:lang w:eastAsia="ko-KR"/>
+        </w:rPr>
+        <w:t>*</w:t>
+      </w:r>
+      <w:r>
+        <w:rPr>
+          <w:rFonts w:ascii="Calibri Light" w:hAnsi="Calibri Light" w:cs="Calibri Light"/>
+          <w:sz w:val="22"/>
+          <w:lang w:eastAsia="ko-KR"/>
+        </w:rPr>
+        <w:t>, P</w:t>
+      </w:r>
+      <w:r>
+        <w:rPr>
+          <w:rFonts w:ascii="Calibri Light" w:hAnsi="Calibri Light" w:cs="Calibri Light"/>
+          <w:sz w:val="22"/>
+          <w:lang w:eastAsia="ko-KR"/>
+        </w:rPr>
+        <w:t xml:space="preserve">ark, H., </w:t>
+      </w:r>
+      <w:proofErr w:type="spellStart"/>
+      <w:r>
+        <w:rPr>
+          <w:rFonts w:ascii="Calibri Light" w:hAnsi="Calibri Light" w:cs="Calibri Light"/>
+          <w:sz w:val="22"/>
+          <w:lang w:eastAsia="ko-KR"/>
+        </w:rPr>
+        <w:t>Ahn</w:t>
+      </w:r>
+      <w:proofErr w:type="spellEnd"/>
+      <w:r>
+        <w:rPr>
+          <w:rFonts w:ascii="Calibri Light" w:hAnsi="Calibri Light" w:cs="Calibri Light"/>
+          <w:sz w:val="22"/>
+          <w:lang w:eastAsia="ko-KR"/>
+        </w:rPr>
+        <w:t>, W.</w:t>
+      </w:r>
+      <w:r>
+        <w:rPr>
+          <w:rFonts w:ascii="Calibri Light" w:hAnsi="Calibri Light" w:cs="Calibri Light"/>
+          <w:sz w:val="22"/>
+          <w:vertAlign w:val="superscript"/>
+          <w:lang w:eastAsia="ko-KR"/>
+        </w:rPr>
+        <w:t>+</w:t>
+      </w:r>
+      <w:r>
+        <w:rPr>
+          <w:rFonts w:ascii="Calibri Light" w:hAnsi="Calibri Light" w:cs="Calibri Light"/>
+          <w:sz w:val="22"/>
+          <w:lang w:eastAsia="ko-KR"/>
+        </w:rPr>
+        <w:t>, Jung Y.</w:t>
+      </w:r>
+      <w:r>
+        <w:rPr>
+          <w:rFonts w:ascii="Calibri Light" w:hAnsi="Calibri Light" w:cs="Calibri Light"/>
+          <w:sz w:val="22"/>
+          <w:vertAlign w:val="superscript"/>
+          <w:lang w:eastAsia="ko-KR"/>
+        </w:rPr>
+        <w:t>+</w:t>
+      </w:r>
+      <w:r>
+        <w:rPr>
+          <w:rFonts w:ascii="Calibri Light" w:hAnsi="Calibri Light" w:cs="Calibri Light"/>
+          <w:sz w:val="22"/>
+          <w:lang w:eastAsia="ko-KR"/>
+        </w:rPr>
+        <w:t xml:space="preserve"> </w:t>
+      </w:r>
+      <w:r>
+        <w:rPr>
+          <w:rFonts w:ascii="Calibri Light" w:hAnsi="Calibri Light" w:cs="Calibri Light"/>
+          <w:sz w:val="22"/>
+          <w:lang w:eastAsia="ko-KR"/>
+        </w:rPr>
+        <w:t>(</w:t>
+      </w:r>
+      <w:r>
+        <w:rPr>
+          <w:rFonts w:ascii="Calibri Light" w:hAnsi="Calibri Light" w:cs="Calibri Light"/>
+          <w:sz w:val="22"/>
+          <w:lang w:eastAsia="ko-KR"/>
+        </w:rPr>
+        <w:t>2023</w:t>
+      </w:r>
+      <w:r>
+        <w:rPr>
+          <w:rFonts w:ascii="Calibri Light" w:hAnsi="Calibri Light" w:cs="Calibri Light"/>
+          <w:sz w:val="22"/>
+          <w:lang w:eastAsia="ko-KR"/>
+        </w:rPr>
+        <w:t xml:space="preserve">) </w:t>
+      </w:r>
+      <w:r>
+        <w:rPr>
+          <w:rFonts w:ascii="Calibri Light" w:hAnsi="Calibri Light" w:cs="Calibri Light"/>
+          <w:sz w:val="22"/>
+          <w:lang w:eastAsia="ko-KR"/>
+        </w:rPr>
+        <w:t>Shared and Distinct Neurocognitive Featu</w:t>
+      </w:r>
+      <w:r>
+        <w:rPr>
+          <w:rFonts w:ascii="Calibri Light" w:hAnsi="Calibri Light" w:cs="Calibri Light"/>
+          <w:sz w:val="22"/>
+          <w:lang w:eastAsia="ko-KR"/>
+        </w:rPr>
+        <w:t>r</w:t>
+      </w:r>
+      <w:r>
+        <w:rPr>
+          <w:rFonts w:ascii="Calibri Light" w:hAnsi="Calibri Light" w:cs="Calibri Light"/>
+          <w:sz w:val="22"/>
+          <w:lang w:eastAsia="ko-KR"/>
+        </w:rPr>
+        <w:t xml:space="preserve">es of Internet Gaming Disorder and Alcohol Use Disorder, </w:t>
+      </w:r>
+      <w:r>
+        <w:rPr>
+          <w:rFonts w:ascii="Calibri Light" w:hAnsi="Calibri Light" w:cs="Calibri Light"/>
+          <w:i/>
+          <w:iCs/>
+          <w:sz w:val="22"/>
+          <w:lang w:eastAsia="ko-KR"/>
+        </w:rPr>
+        <w:t xml:space="preserve">presented at </w:t>
       </w:r>
       <w:r>
         <w:rPr>
@@ -2732,19 +3268,41 @@
     </w:p>
     <w:p>
       <w:pPr>
-        <w:pStyle w:val="Heading1"/>
+        <w:rPr>
+          <w:rFonts w:ascii="Lato" w:hAnsi="Lato" w:cstheme="minorHAnsi"/>
+          <w:b/>
+          <w:bCs/>
+          <w:smallCaps/>
+          <w:kern w:val="32"/>
+          <w:sz w:val="26"/>
+          <w:szCs w:val="26"/>
+        </w:rPr>
+      </w:pPr>
+      <w:r>
         <w:rPr>
           <w:rFonts w:ascii="Lato" w:hAnsi="Lato" w:cstheme="minorHAnsi"/>
           <w:sz w:val="26"/>
           <w:szCs w:val="26"/>
         </w:rPr>
-      </w:pPr>
-      <w:r>
+        <w:br w:type="page"/>
+      </w:r>
+    </w:p>
+    <w:p>
+      <w:pPr>
+        <w:pStyle w:val="Heading1"/>
         <w:rPr>
           <w:rFonts w:ascii="Lato" w:hAnsi="Lato" w:cstheme="minorHAnsi"/>
           <w:sz w:val="26"/>
           <w:szCs w:val="26"/>
         </w:rPr>
+      </w:pPr>
+      <w:r>
+        <w:rPr>
+          <w:rFonts w:ascii="Lato" w:hAnsi="Lato" w:cstheme="minorHAnsi"/>
+          <w:sz w:val="26"/>
+          <w:szCs w:val="26"/>
+        </w:rPr>
+        <w:lastRenderedPageBreak/>
         <w:t>Teaching</w:t>
       </w:r>
     </w:p>
@@ -2828,6 +3386,158 @@
           <w:iCs/>
           <w:sz w:val="20"/>
           <w:szCs w:val="20"/>
+          <w:lang w:eastAsia="ko-KR"/>
+        </w:rPr>
+      </w:pPr>
+      <w:r>
+        <w:rPr>
+          <w:rFonts w:ascii="Calibri Light" w:hAnsi="Calibri Light" w:cs="Calibri Light"/>
+          <w:i/>
+          <w:iCs/>
+          <w:sz w:val="20"/>
+          <w:szCs w:val="20"/>
+          <w:lang w:eastAsia="ko-KR"/>
+        </w:rPr>
+        <w:t>Personality Psychology</w:t>
+      </w:r>
+      <w:r>
+        <w:rPr>
+          <w:rFonts w:ascii="Calibri Light" w:hAnsi="Calibri Light" w:cs="Calibri Light"/>
+          <w:i/>
+          <w:iCs/>
+          <w:sz w:val="20"/>
+          <w:szCs w:val="20"/>
+        </w:rPr>
+        <w:tab/>
+      </w:r>
+      <w:r>
+        <w:rPr>
+          <w:rFonts w:ascii="Calibri Light" w:hAnsi="Calibri Light" w:cs="Calibri Light"/>
+          <w:i/>
+          <w:iCs/>
+          <w:sz w:val="20"/>
+          <w:szCs w:val="20"/>
+          <w:lang w:eastAsia="ko-KR"/>
+        </w:rPr>
+        <w:t>202</w:t>
+      </w:r>
+      <w:r>
+        <w:rPr>
+          <w:rFonts w:ascii="Calibri Light" w:hAnsi="Calibri Light" w:cs="Calibri Light"/>
+          <w:i/>
+          <w:iCs/>
+          <w:sz w:val="20"/>
+          <w:szCs w:val="20"/>
+          <w:lang w:eastAsia="ko-KR"/>
+        </w:rPr>
+        <w:t>3</w:t>
+      </w:r>
+      <w:r>
+        <w:rPr>
+          <w:rFonts w:ascii="Calibri Light" w:hAnsi="Calibri Light" w:cs="Calibri Light"/>
+          <w:i/>
+          <w:iCs/>
+          <w:sz w:val="20"/>
+          <w:szCs w:val="20"/>
+          <w:lang w:eastAsia="ko-KR"/>
+        </w:rPr>
+        <w:t>.</w:t>
+      </w:r>
+      <w:r>
+        <w:rPr>
+          <w:rFonts w:ascii="Calibri Light" w:hAnsi="Calibri Light" w:cs="Calibri Light"/>
+          <w:i/>
+          <w:iCs/>
+          <w:sz w:val="20"/>
+          <w:szCs w:val="20"/>
+          <w:lang w:eastAsia="ko-KR"/>
+        </w:rPr>
+        <w:t>09 ~ 2023.12</w:t>
+      </w:r>
+    </w:p>
+    <w:p>
+      <w:pPr>
+        <w:tabs>
+          <w:tab w:val="right" w:pos="8640"/>
+        </w:tabs>
+        <w:rPr>
+          <w:rFonts w:ascii="Calibri" w:hAnsi="Calibri" w:cs="Calibri"/>
+          <w:b/>
+          <w:bCs/>
+          <w:sz w:val="22"/>
+          <w:szCs w:val="22"/>
+          <w:lang w:eastAsia="ko-KR"/>
+        </w:rPr>
+      </w:pPr>
+    </w:p>
+    <w:p>
+      <w:pPr>
+        <w:tabs>
+          <w:tab w:val="right" w:pos="8640"/>
+        </w:tabs>
+        <w:rPr>
+          <w:rFonts w:ascii="Calibri Light" w:hAnsi="Calibri Light" w:cs="Calibri Light"/>
+          <w:i/>
+          <w:iCs/>
+          <w:sz w:val="20"/>
+          <w:szCs w:val="20"/>
+        </w:rPr>
+      </w:pPr>
+      <w:r>
+        <w:rPr>
+          <w:rFonts w:ascii="Calibri" w:hAnsi="Calibri" w:cs="Calibri"/>
+          <w:b/>
+          <w:bCs/>
+          <w:sz w:val="22"/>
+          <w:szCs w:val="22"/>
+          <w:lang w:eastAsia="ko-KR"/>
+        </w:rPr>
+        <w:t>Seoul National University</w:t>
+      </w:r>
+    </w:p>
+    <w:p>
+      <w:pPr>
+        <w:tabs>
+          <w:tab w:val="right" w:pos="8640"/>
+        </w:tabs>
+        <w:rPr>
+          <w:rFonts w:ascii="Calibri Light" w:hAnsi="Calibri Light" w:cs="Calibri Light"/>
+          <w:i/>
+          <w:iCs/>
+          <w:sz w:val="20"/>
+          <w:szCs w:val="20"/>
+        </w:rPr>
+      </w:pPr>
+      <w:r>
+        <w:rPr>
+          <w:rFonts w:ascii="Calibri Light" w:hAnsi="Calibri Light" w:cs="Calibri Light"/>
+          <w:sz w:val="20"/>
+          <w:szCs w:val="20"/>
+          <w:lang w:eastAsia="ko-KR"/>
+        </w:rPr>
+        <w:t xml:space="preserve">Teaching Assistant </w:t>
+      </w:r>
+      <w:r>
+        <w:rPr>
+          <w:rFonts w:ascii="Calibri Light" w:hAnsi="Calibri Light" w:cs="Calibri Light"/>
+          <w:sz w:val="20"/>
+          <w:szCs w:val="20"/>
+          <w:lang w:eastAsia="ko-KR"/>
+        </w:rPr>
+        <w:tab/>
+      </w:r>
+    </w:p>
+    <w:p>
+      <w:pPr>
+        <w:tabs>
+          <w:tab w:val="right" w:pos="8640"/>
+        </w:tabs>
+        <w:rPr>
+          <w:rFonts w:ascii="Calibri Light" w:hAnsi="Calibri Light" w:cs="Calibri Light"/>
+          <w:i/>
+          <w:iCs/>
+          <w:sz w:val="20"/>
+          <w:szCs w:val="20"/>
         </w:rPr>
       </w:pPr>
       <w:r>
@@ -2950,36 +3660,23 @@
           <w:szCs w:val="20"/>
           <w:lang w:eastAsia="ko-KR"/>
         </w:rPr>
-        <w:t>9</w:t>
-      </w:r>
-      <w:r>
-        <w:rPr>
-          <w:rFonts w:ascii="Calibri Light" w:hAnsi="Calibri Light" w:cs="Calibri Light"/>
-          <w:i/>
-          <w:iCs/>
-          <w:sz w:val="20"/>
-          <w:szCs w:val="20"/>
-          <w:lang w:eastAsia="ko-KR"/>
-        </w:rPr>
-        <w:t>.</w:t>
-      </w:r>
-      <w:r>
-        <w:rPr>
-          <w:rFonts w:ascii="Calibri Light" w:hAnsi="Calibri Light" w:cs="Calibri Light"/>
-          <w:i/>
-          <w:iCs/>
-          <w:sz w:val="20"/>
-          <w:szCs w:val="20"/>
-          <w:lang w:eastAsia="ko-KR"/>
-        </w:rPr>
-        <w:t xml:space="preserve"> ~ 2022.12</w:t>
-      </w:r>
-    </w:p>
-    <w:p>
-      <w:pPr>
-        <w:tabs>
-          <w:tab w:val="right" w:pos="8640"/>
-        </w:tabs>
+        <w:t>9 ~ 2022.12</w:t>
+      </w:r>
+    </w:p>
+    <w:p>
+      <w:pPr>
+        <w:tabs>
+          <w:tab w:val="right" w:pos="8640"/>
+        </w:tabs>
+        <w:rPr>
+          <w:rFonts w:ascii="Calibri Light" w:hAnsi="Calibri Light" w:cs="Calibri Light"/>
+          <w:i/>
+          <w:iCs/>
+          <w:sz w:val="20"/>
+          <w:szCs w:val="20"/>
+        </w:rPr>
+      </w:pPr>
+      <w:r>
         <w:rPr>
           <w:rFonts w:ascii="Calibri" w:hAnsi="Calibri" w:cs="Calibri"/>
           <w:b/>
@@ -2988,21 +3685,8 @@
           <w:szCs w:val="22"/>
           <w:lang w:eastAsia="ko-KR"/>
         </w:rPr>
-      </w:pPr>
-    </w:p>
-    <w:p>
-      <w:pPr>
-        <w:tabs>
-          <w:tab w:val="right" w:pos="8640"/>
-        </w:tabs>
-        <w:rPr>
-          <w:rFonts w:ascii="Calibri Light" w:hAnsi="Calibri Light" w:cs="Calibri Light"/>
-          <w:i/>
-          <w:iCs/>
-          <w:sz w:val="20"/>
-          <w:szCs w:val="20"/>
-        </w:rPr>
-      </w:pPr>
+        <w:t>Computational Psychiatry Course</w:t>
+      </w:r>
       <w:r>
         <w:rPr>
           <w:rFonts w:ascii="Calibri" w:hAnsi="Calibri" w:cs="Calibri"/>
@@ -3012,7 +3696,7 @@
           <w:szCs w:val="22"/>
           <w:lang w:eastAsia="ko-KR"/>
         </w:rPr>
-        <w:t>Computational Psychiatry Course</w:t>
+        <w:t xml:space="preserve"> </w:t>
       </w:r>
       <w:r>
         <w:rPr>
@@ -3023,22 +3707,169 @@
           <w:szCs w:val="22"/>
           <w:lang w:eastAsia="ko-KR"/>
         </w:rPr>
-        <w:t xml:space="preserve"> </w:t>
+        <w:t xml:space="preserve">Zurich </w:t>
       </w:r>
       <w:r>
         <w:rPr>
           <w:rFonts w:ascii="Calibri" w:hAnsi="Calibri" w:cs="Calibri"/>
           <w:b/>
+          <w:sz w:val="22"/>
+          <w:szCs w:val="22"/>
+          <w:lang w:eastAsia="ko-KR"/>
+        </w:rPr>
+        <w:tab/>
+      </w:r>
+    </w:p>
+    <w:p>
+      <w:pPr>
+        <w:tabs>
+          <w:tab w:val="right" w:pos="8640"/>
+        </w:tabs>
+        <w:rPr>
+          <w:rFonts w:ascii="Calibri Light" w:hAnsi="Calibri Light" w:cs="Calibri Light"/>
+          <w:i/>
+          <w:iCs/>
+          <w:sz w:val="20"/>
+          <w:szCs w:val="20"/>
+        </w:rPr>
+      </w:pPr>
+      <w:r>
+        <w:rPr>
+          <w:rFonts w:ascii="Calibri Light" w:hAnsi="Calibri Light" w:cs="Calibri Light"/>
+          <w:sz w:val="20"/>
+          <w:szCs w:val="20"/>
+          <w:lang w:eastAsia="ko-KR"/>
+        </w:rPr>
+        <w:t xml:space="preserve">Teaching Assistant </w:t>
+      </w:r>
+      <w:r>
+        <w:rPr>
+          <w:rFonts w:ascii="Calibri Light" w:hAnsi="Calibri Light" w:cs="Calibri Light"/>
+          <w:sz w:val="20"/>
+          <w:szCs w:val="20"/>
+          <w:lang w:eastAsia="ko-KR"/>
+        </w:rPr>
+        <w:tab/>
+      </w:r>
+    </w:p>
+    <w:p>
+      <w:pPr>
+        <w:tabs>
+          <w:tab w:val="right" w:pos="8640"/>
+        </w:tabs>
+        <w:rPr>
+          <w:rFonts w:ascii="Calibri Light" w:hAnsi="Calibri Light" w:cs="Calibri Light"/>
+          <w:i/>
+          <w:iCs/>
+          <w:sz w:val="20"/>
+          <w:szCs w:val="20"/>
+          <w:lang w:eastAsia="ko-KR"/>
+        </w:rPr>
+      </w:pPr>
+      <w:r>
+        <w:rPr>
+          <w:rFonts w:ascii="Calibri Light" w:hAnsi="Calibri Light" w:cs="Calibri Light"/>
+          <w:i/>
+          <w:iCs/>
+          <w:sz w:val="20"/>
+          <w:szCs w:val="20"/>
+        </w:rPr>
+        <w:t xml:space="preserve">Reinforcement Learning using the </w:t>
+      </w:r>
+      <w:proofErr w:type="spellStart"/>
+      <w:r>
+        <w:rPr>
+          <w:rFonts w:ascii="Calibri Light" w:hAnsi="Calibri Light" w:cs="Calibri Light"/>
+          <w:i/>
+          <w:iCs/>
+          <w:sz w:val="20"/>
+          <w:szCs w:val="20"/>
+        </w:rPr>
+        <w:t>hBayesDM</w:t>
+      </w:r>
+      <w:proofErr w:type="spellEnd"/>
+      <w:r>
+        <w:rPr>
+          <w:rFonts w:ascii="Calibri Light" w:hAnsi="Calibri Light" w:cs="Calibri Light"/>
+          <w:i/>
+          <w:iCs/>
+          <w:sz w:val="20"/>
+          <w:szCs w:val="20"/>
+        </w:rPr>
+        <w:t xml:space="preserve"> Package</w:t>
+      </w:r>
+      <w:r>
+        <w:rPr>
+          <w:rFonts w:ascii="Calibri Light" w:hAnsi="Calibri Light" w:cs="Calibri Light"/>
+          <w:i/>
+          <w:iCs/>
+          <w:sz w:val="20"/>
+          <w:szCs w:val="20"/>
+        </w:rPr>
+        <w:tab/>
+      </w:r>
+      <w:r>
+        <w:rPr>
+          <w:rFonts w:ascii="Calibri Light" w:hAnsi="Calibri Light" w:cs="Calibri Light"/>
+          <w:i/>
+          <w:iCs/>
+          <w:sz w:val="20"/>
+          <w:szCs w:val="20"/>
+          <w:lang w:eastAsia="ko-KR"/>
+        </w:rPr>
+        <w:t>2021.</w:t>
+      </w:r>
+      <w:r>
+        <w:rPr>
+          <w:rFonts w:ascii="Calibri Light" w:hAnsi="Calibri Light" w:cs="Calibri Light"/>
+          <w:i/>
+          <w:iCs/>
+          <w:sz w:val="20"/>
+          <w:szCs w:val="20"/>
+          <w:lang w:eastAsia="ko-KR"/>
+        </w:rPr>
+        <w:t>09</w:t>
+      </w:r>
+    </w:p>
+    <w:p>
+      <w:pPr>
+        <w:tabs>
+          <w:tab w:val="right" w:pos="8640"/>
+        </w:tabs>
+        <w:rPr>
+          <w:rFonts w:ascii="Calibri" w:hAnsi="Calibri" w:cs="Calibri"/>
+          <w:b/>
           <w:bCs/>
           <w:sz w:val="22"/>
           <w:szCs w:val="22"/>
           <w:lang w:eastAsia="ko-KR"/>
         </w:rPr>
-        <w:t xml:space="preserve">Zurich </w:t>
-      </w:r>
-      <w:r>
+      </w:pPr>
+    </w:p>
+    <w:p>
+      <w:pPr>
+        <w:tabs>
+          <w:tab w:val="right" w:pos="8640"/>
+        </w:tabs>
         <w:rPr>
           <w:rFonts w:ascii="Calibri" w:hAnsi="Calibri" w:cs="Calibri"/>
+          <w:lang w:eastAsia="ko-KR"/>
+        </w:rPr>
+      </w:pPr>
+      <w:r>
+        <w:rPr>
+          <w:rFonts w:ascii="Calibri" w:hAnsi="Calibri" w:cs="Calibri"/>
+          <w:b/>
+          <w:bCs/>
+          <w:sz w:val="22"/>
+          <w:szCs w:val="22"/>
+          <w:lang w:eastAsia="ko-KR"/>
+        </w:rPr>
+        <w:t>Seoul National University</w:t>
+      </w:r>
+      <w:r>
+        <w:rPr>
+          <w:rFonts w:ascii="Calibri" w:hAnsi="Calibri" w:cs="Calibri"/>
           <w:b/>
           <w:sz w:val="22"/>
           <w:szCs w:val="22"/>
@@ -3101,29 +3932,17 @@
           <w:sz w:val="20"/>
           <w:szCs w:val="20"/>
         </w:rPr>
-        <w:t xml:space="preserve">Reinforcement Learning using the </w:t>
-      </w:r>
-      <w:proofErr w:type="spellStart"/>
-      <w:r>
-        <w:rPr>
-          <w:rFonts w:ascii="Calibri Light" w:hAnsi="Calibri Light" w:cs="Calibri Light"/>
-          <w:i/>
-          <w:iCs/>
-          <w:sz w:val="20"/>
-          <w:szCs w:val="20"/>
-        </w:rPr>
-        <w:t>hBayesDM</w:t>
-      </w:r>
-      <w:proofErr w:type="spellEnd"/>
-      <w:r>
-        <w:rPr>
-          <w:rFonts w:ascii="Calibri Light" w:hAnsi="Calibri Light" w:cs="Calibri Light"/>
-          <w:i/>
-          <w:iCs/>
-          <w:sz w:val="20"/>
-          <w:szCs w:val="20"/>
-        </w:rPr>
-        <w:t xml:space="preserve"> Package</w:t>
+        <w:t>Seminar in Experimental Psychology</w:t>
+      </w:r>
+      <w:r>
+        <w:rPr>
+          <w:rFonts w:ascii="Calibri Light" w:hAnsi="Calibri Light" w:cs="Calibri Light"/>
+          <w:i/>
+          <w:iCs/>
+          <w:sz w:val="20"/>
+          <w:szCs w:val="20"/>
+        </w:rPr>
+        <w:t>: Computational Modeling</w:t>
       </w:r>
       <w:r>
         <w:rPr>
@@ -3144,18 +3963,17 @@
           <w:szCs w:val="20"/>
           <w:lang w:eastAsia="ko-KR"/>
         </w:rPr>
-        <w:t>2021.</w:t>
-      </w:r>
-      <w:r>
-        <w:rPr>
-          <w:rFonts w:ascii="Calibri Light" w:hAnsi="Calibri Light" w:cs="Calibri Light"/>
-          <w:i/>
-          <w:iCs/>
-          <w:sz w:val="20"/>
-          <w:szCs w:val="20"/>
-          <w:lang w:eastAsia="ko-KR"/>
-        </w:rPr>
-        <w:t>09.</w:t>
+        <w:t xml:space="preserve">2021.03 ~ </w:t>
+      </w:r>
+      <w:r>
+        <w:rPr>
+          <w:rFonts w:ascii="Calibri Light" w:hAnsi="Calibri Light" w:cs="Calibri Light"/>
+          <w:i/>
+          <w:iCs/>
+          <w:sz w:val="20"/>
+          <w:szCs w:val="20"/>
+        </w:rPr>
+        <w:t>2021.08</w:t>
       </w:r>
     </w:p>
     <w:p>
@@ -3248,162 +4066,16 @@
           <w:iCs/>
           <w:sz w:val="20"/>
           <w:szCs w:val="20"/>
-          <w:lang w:eastAsia="ko-KR"/>
-        </w:rPr>
-      </w:pPr>
-      <w:r>
-        <w:rPr>
-          <w:rFonts w:ascii="Calibri Light" w:hAnsi="Calibri Light" w:cs="Calibri Light"/>
-          <w:i/>
-          <w:iCs/>
-          <w:sz w:val="20"/>
-          <w:szCs w:val="20"/>
-        </w:rPr>
-        <w:t>Seminar in Experimental Psychology</w:t>
-      </w:r>
-      <w:r>
-        <w:rPr>
-          <w:rFonts w:ascii="Calibri Light" w:hAnsi="Calibri Light" w:cs="Calibri Light"/>
-          <w:i/>
-          <w:iCs/>
-          <w:sz w:val="20"/>
-          <w:szCs w:val="20"/>
-        </w:rPr>
-        <w:t>: Computational Modeling</w:t>
-      </w:r>
-      <w:r>
-        <w:rPr>
-          <w:rFonts w:ascii="Calibri Light" w:hAnsi="Calibri Light" w:cs="Calibri Light"/>
-          <w:i/>
-          <w:iCs/>
-          <w:sz w:val="20"/>
-          <w:szCs w:val="20"/>
-        </w:rPr>
-        <w:tab/>
-      </w:r>
-      <w:r>
-        <w:rPr>
-          <w:rFonts w:ascii="Calibri Light" w:hAnsi="Calibri Light" w:cs="Calibri Light"/>
-          <w:i/>
-          <w:iCs/>
-          <w:sz w:val="20"/>
-          <w:szCs w:val="20"/>
-          <w:lang w:eastAsia="ko-KR"/>
-        </w:rPr>
-        <w:t xml:space="preserve">2021.03 ~ </w:t>
-      </w:r>
-      <w:r>
-        <w:rPr>
-          <w:rFonts w:ascii="Calibri Light" w:hAnsi="Calibri Light" w:cs="Calibri Light"/>
-          <w:i/>
-          <w:iCs/>
-          <w:sz w:val="20"/>
-          <w:szCs w:val="20"/>
-        </w:rPr>
-        <w:t>2021.08</w:t>
-      </w:r>
-    </w:p>
-    <w:p>
-      <w:pPr>
-        <w:tabs>
-          <w:tab w:val="right" w:pos="8640"/>
-        </w:tabs>
-        <w:rPr>
-          <w:rFonts w:ascii="Calibri" w:hAnsi="Calibri" w:cs="Calibri"/>
-          <w:b/>
-          <w:bCs/>
-          <w:sz w:val="22"/>
-          <w:szCs w:val="22"/>
-          <w:lang w:eastAsia="ko-KR"/>
-        </w:rPr>
-      </w:pPr>
-    </w:p>
-    <w:p>
-      <w:pPr>
-        <w:tabs>
-          <w:tab w:val="right" w:pos="8640"/>
-        </w:tabs>
-        <w:rPr>
-          <w:rFonts w:ascii="Calibri" w:hAnsi="Calibri" w:cs="Calibri"/>
-          <w:lang w:eastAsia="ko-KR"/>
-        </w:rPr>
-      </w:pPr>
-      <w:r>
-        <w:rPr>
-          <w:rFonts w:ascii="Calibri" w:hAnsi="Calibri" w:cs="Calibri"/>
-          <w:b/>
-          <w:bCs/>
-          <w:sz w:val="22"/>
-          <w:szCs w:val="22"/>
-          <w:lang w:eastAsia="ko-KR"/>
-        </w:rPr>
-        <w:t>Seoul National University</w:t>
-      </w:r>
-      <w:r>
-        <w:rPr>
-          <w:rFonts w:ascii="Calibri" w:hAnsi="Calibri" w:cs="Calibri"/>
-          <w:b/>
-          <w:sz w:val="22"/>
-          <w:szCs w:val="22"/>
-          <w:lang w:eastAsia="ko-KR"/>
-        </w:rPr>
-        <w:tab/>
-      </w:r>
-    </w:p>
-    <w:p>
-      <w:pPr>
-        <w:tabs>
-          <w:tab w:val="right" w:pos="8640"/>
-        </w:tabs>
-        <w:rPr>
-          <w:rFonts w:ascii="Calibri Light" w:hAnsi="Calibri Light" w:cs="Calibri Light"/>
-          <w:i/>
-          <w:iCs/>
-          <w:sz w:val="20"/>
-          <w:szCs w:val="20"/>
-        </w:rPr>
-      </w:pPr>
-      <w:r>
-        <w:rPr>
-          <w:rFonts w:ascii="Calibri Light" w:hAnsi="Calibri Light" w:cs="Calibri Light"/>
-          <w:sz w:val="20"/>
-          <w:szCs w:val="20"/>
-          <w:lang w:eastAsia="ko-KR"/>
-        </w:rPr>
-        <w:t xml:space="preserve">Teaching Assistant </w:t>
-      </w:r>
-      <w:r>
-        <w:rPr>
-          <w:rFonts w:ascii="Calibri Light" w:hAnsi="Calibri Light" w:cs="Calibri Light"/>
-          <w:sz w:val="20"/>
-          <w:szCs w:val="20"/>
-          <w:lang w:eastAsia="ko-KR"/>
-        </w:rPr>
-        <w:tab/>
-      </w:r>
-    </w:p>
-    <w:p>
-      <w:pPr>
-        <w:tabs>
-          <w:tab w:val="right" w:pos="8640"/>
-        </w:tabs>
-        <w:rPr>
-          <w:rFonts w:ascii="Calibri Light" w:hAnsi="Calibri Light" w:cs="Calibri Light"/>
-          <w:i/>
-          <w:iCs/>
-          <w:sz w:val="20"/>
-          <w:szCs w:val="20"/>
-        </w:rPr>
-      </w:pPr>
-      <w:r>
-        <w:rPr>
-          <w:rFonts w:ascii="Calibri Light" w:hAnsi="Calibri Light" w:cs="Calibri Light"/>
-          <w:i/>
-          <w:iCs/>
-          <w:sz w:val="20"/>
-          <w:szCs w:val="20"/>
-        </w:rPr>
-        <w:lastRenderedPageBreak/>
+        </w:rPr>
+      </w:pPr>
+      <w:r>
+        <w:rPr>
+          <w:rFonts w:ascii="Calibri Light" w:hAnsi="Calibri Light" w:cs="Calibri Light"/>
+          <w:i/>
+          <w:iCs/>
+          <w:sz w:val="20"/>
+          <w:szCs w:val="20"/>
+        </w:rPr>
         <w:t>Psychological Science of Addiction</w:t>
       </w:r>
       <w:r>
@@ -4212,18 +4884,6 @@
         </w:tabs>
         <w:rPr>
           <w:rFonts w:ascii="Calibri Light" w:hAnsi="Calibri Light" w:cs="Calibri Light"/>
-          <w:sz w:val="18"/>
-          <w:szCs w:val="18"/>
-        </w:rPr>
-      </w:pPr>
-    </w:p>
-    <w:p>
-      <w:pPr>
-        <w:tabs>
-          <w:tab w:val="right" w:pos="8640"/>
-        </w:tabs>
-        <w:rPr>
-          <w:rFonts w:ascii="Calibri Light" w:hAnsi="Calibri Light" w:cs="Calibri Light"/>
           <w:b/>
           <w:bCs/>
           <w:sz w:val="22"/>
@@ -4429,6 +5089,7 @@
           <w:sz w:val="22"/>
           <w:szCs w:val="22"/>
         </w:rPr>
+        <w:lastRenderedPageBreak/>
         <w:t>Computational Learning &amp; Memory Neuroscience Laboratory,</w:t>
       </w:r>
     </w:p>
@@ -4599,330 +5260,6 @@
         </w:rPr>
         <w:t xml:space="preserve"> Kim</w:t>
       </w:r>
-    </w:p>
-    <w:p>
-      <w:pPr>
-        <w:rPr>
-          <w:rFonts w:ascii="Lato" w:hAnsi="Lato" w:cstheme="minorHAnsi"/>
-          <w:sz w:val="22"/>
-          <w:szCs w:val="22"/>
-        </w:rPr>
-      </w:pPr>
-    </w:p>
-    <w:p>
-      <w:pPr>
-        <w:pStyle w:val="Heading1"/>
-        <w:rPr>
-          <w:rFonts w:ascii="Lato" w:hAnsi="Lato" w:cstheme="minorHAnsi"/>
-          <w:sz w:val="26"/>
-          <w:szCs w:val="26"/>
-          <w:lang w:eastAsia="ko-KR"/>
-        </w:rPr>
-      </w:pPr>
-      <w:r>
-        <w:rPr>
-          <w:rFonts w:ascii="Lato" w:hAnsi="Lato" w:cstheme="minorHAnsi"/>
-          <w:sz w:val="26"/>
-          <w:szCs w:val="26"/>
-          <w:lang w:eastAsia="ko-KR"/>
-        </w:rPr>
-        <w:t xml:space="preserve">Clinical </w:t>
-      </w:r>
-      <w:r>
-        <w:rPr>
-          <w:rFonts w:ascii="Lato" w:hAnsi="Lato" w:cstheme="minorHAnsi"/>
-          <w:sz w:val="26"/>
-          <w:szCs w:val="26"/>
-          <w:lang w:eastAsia="ko-KR"/>
-        </w:rPr>
-        <w:t>Training</w:t>
-      </w:r>
-    </w:p>
-    <w:p>
-      <w:pPr>
-        <w:tabs>
-          <w:tab w:val="right" w:pos="8640"/>
-        </w:tabs>
-        <w:rPr>
-          <w:rFonts w:ascii="Lato" w:hAnsi="Lato" w:cstheme="minorHAnsi"/>
-          <w:sz w:val="20"/>
-          <w:szCs w:val="20"/>
-        </w:rPr>
-      </w:pPr>
-    </w:p>
-    <w:p>
-      <w:pPr>
-        <w:tabs>
-          <w:tab w:val="right" w:pos="8640"/>
-        </w:tabs>
-        <w:rPr>
-          <w:rFonts w:ascii="Calibri Light" w:hAnsi="Calibri Light" w:cs="Calibri Light"/>
-          <w:b/>
-          <w:bCs/>
-          <w:sz w:val="22"/>
-          <w:szCs w:val="22"/>
-          <w:lang w:eastAsia="ko-KR"/>
-        </w:rPr>
-      </w:pPr>
-      <w:r>
-        <w:rPr>
-          <w:rFonts w:ascii="Calibri Light" w:hAnsi="Calibri Light" w:cs="Calibri Light"/>
-          <w:b/>
-          <w:bCs/>
-          <w:sz w:val="22"/>
-          <w:szCs w:val="22"/>
-        </w:rPr>
-        <w:t>Center for Campus Life and Culture</w:t>
-      </w:r>
-      <w:r>
-        <w:rPr>
-          <w:rFonts w:ascii="Calibri Light" w:hAnsi="Calibri Light" w:cs="Calibri Light"/>
-          <w:b/>
-          <w:bCs/>
-          <w:sz w:val="22"/>
-          <w:szCs w:val="22"/>
-          <w:lang w:eastAsia="ko-KR"/>
-        </w:rPr>
-        <w:t>,</w:t>
-      </w:r>
-    </w:p>
-    <w:p>
-      <w:pPr>
-        <w:tabs>
-          <w:tab w:val="right" w:pos="8640"/>
-        </w:tabs>
-        <w:rPr>
-          <w:rFonts w:ascii="Calibri Light" w:hAnsi="Calibri Light" w:cs="Calibri Light"/>
-          <w:lang w:eastAsia="ko-KR"/>
-        </w:rPr>
-      </w:pPr>
-      <w:r>
-        <w:rPr>
-          <w:rFonts w:ascii="Calibri Light" w:hAnsi="Calibri Light" w:cs="Calibri Light"/>
-          <w:b/>
-          <w:bCs/>
-          <w:sz w:val="22"/>
-          <w:szCs w:val="22"/>
-          <w:lang w:eastAsia="ko-KR"/>
-        </w:rPr>
-        <w:t>Seoul National University</w:t>
-      </w:r>
-      <w:r>
-        <w:rPr>
-          <w:rFonts w:ascii="Calibri Light" w:hAnsi="Calibri Light" w:cs="Calibri Light"/>
-          <w:sz w:val="22"/>
-          <w:szCs w:val="22"/>
-          <w:lang w:eastAsia="ko-KR"/>
-        </w:rPr>
-        <w:tab/>
-      </w:r>
-      <w:r>
-        <w:rPr>
-          <w:rFonts w:ascii="Calibri Light" w:hAnsi="Calibri Light" w:cs="Calibri Light"/>
-          <w:sz w:val="20"/>
-          <w:szCs w:val="20"/>
-          <w:lang w:eastAsia="ko-KR"/>
-        </w:rPr>
-        <w:t>Seoul, Korea</w:t>
-      </w:r>
-    </w:p>
-    <w:p>
-      <w:pPr>
-        <w:tabs>
-          <w:tab w:val="right" w:pos="8640"/>
-        </w:tabs>
-        <w:rPr>
-          <w:rFonts w:ascii="Calibri Light" w:hAnsi="Calibri Light" w:cs="Calibri Light"/>
-          <w:i/>
-          <w:iCs/>
-          <w:sz w:val="20"/>
-          <w:szCs w:val="20"/>
-        </w:rPr>
-      </w:pPr>
-      <w:r>
-        <w:rPr>
-          <w:rFonts w:ascii="Calibri Light" w:hAnsi="Calibri Light" w:cs="Calibri Light"/>
-          <w:sz w:val="20"/>
-          <w:szCs w:val="20"/>
-          <w:lang w:eastAsia="ko-KR"/>
-        </w:rPr>
-        <w:t xml:space="preserve">Practice Consultants </w:t>
-      </w:r>
-      <w:r>
-        <w:rPr>
-          <w:rFonts w:ascii="Calibri Light" w:hAnsi="Calibri Light" w:cs="Calibri Light"/>
-          <w:sz w:val="20"/>
-          <w:szCs w:val="20"/>
-          <w:lang w:eastAsia="ko-KR"/>
-        </w:rPr>
-        <w:tab/>
-      </w:r>
-      <w:r>
-        <w:rPr>
-          <w:rFonts w:ascii="Calibri Light" w:hAnsi="Calibri Light" w:cs="Calibri Light"/>
-          <w:i/>
-          <w:iCs/>
-          <w:sz w:val="20"/>
-          <w:szCs w:val="20"/>
-          <w:lang w:eastAsia="ko-KR"/>
-        </w:rPr>
-        <w:t xml:space="preserve">2021.01 ~ </w:t>
-      </w:r>
-      <w:r>
-        <w:rPr>
-          <w:rFonts w:ascii="Calibri Light" w:hAnsi="Calibri Light" w:cs="Calibri Light"/>
-          <w:i/>
-          <w:iCs/>
-          <w:sz w:val="20"/>
-          <w:szCs w:val="20"/>
-        </w:rPr>
-        <w:t>present</w:t>
-      </w:r>
-    </w:p>
-    <w:p>
-      <w:pPr>
-        <w:pStyle w:val="Heading1"/>
-        <w:rPr>
-          <w:rFonts w:ascii="Lato" w:hAnsi="Lato" w:cstheme="minorHAnsi"/>
-          <w:sz w:val="26"/>
-          <w:szCs w:val="26"/>
-        </w:rPr>
-      </w:pPr>
-      <w:r>
-        <w:rPr>
-          <w:rFonts w:ascii="Lato" w:hAnsi="Lato" w:cstheme="minorHAnsi"/>
-          <w:sz w:val="28"/>
-          <w:szCs w:val="36"/>
-        </w:rPr>
-        <w:br/>
-      </w:r>
-      <w:r>
-        <w:rPr>
-          <w:rFonts w:ascii="Lato" w:hAnsi="Lato" w:cstheme="minorHAnsi"/>
-          <w:sz w:val="26"/>
-          <w:szCs w:val="26"/>
-        </w:rPr>
-        <w:t>Grants</w:t>
-      </w:r>
-    </w:p>
-    <w:p>
-      <w:pPr>
-        <w:tabs>
-          <w:tab w:val="right" w:pos="8640"/>
-        </w:tabs>
-        <w:rPr>
-          <w:rFonts w:ascii="Lato" w:hAnsi="Lato" w:cstheme="minorHAnsi"/>
-          <w:b/>
-          <w:bCs/>
-        </w:rPr>
-      </w:pPr>
-    </w:p>
-    <w:p>
-      <w:pPr>
-        <w:tabs>
-          <w:tab w:val="right" w:pos="8640"/>
-        </w:tabs>
-        <w:rPr>
-          <w:rFonts w:ascii="Calibri Light" w:hAnsi="Calibri Light" w:cs="Calibri Light"/>
-          <w:sz w:val="20"/>
-          <w:szCs w:val="20"/>
-        </w:rPr>
-      </w:pPr>
-      <w:r>
-        <w:rPr>
-          <w:rFonts w:ascii="Calibri Light" w:hAnsi="Calibri Light" w:cs="Calibri Light"/>
-          <w:b/>
-          <w:bCs/>
-          <w:sz w:val="22"/>
-          <w:szCs w:val="22"/>
-        </w:rPr>
-        <w:t>SNU Undergraduate Research Grant in Social Science</w:t>
-      </w:r>
-      <w:r>
-        <w:rPr>
-          <w:rFonts w:ascii="Calibri Light" w:hAnsi="Calibri Light" w:cs="Calibri Light"/>
-          <w:sz w:val="22"/>
-          <w:szCs w:val="22"/>
-        </w:rPr>
-        <w:tab/>
-      </w:r>
-      <w:r>
-        <w:rPr>
-          <w:rFonts w:ascii="Calibri Light" w:hAnsi="Calibri Light" w:cs="Calibri Light"/>
-          <w:sz w:val="20"/>
-          <w:szCs w:val="20"/>
-        </w:rPr>
-        <w:t>201</w:t>
-      </w:r>
-      <w:r>
-        <w:rPr>
-          <w:rFonts w:ascii="Calibri Light" w:hAnsi="Calibri Light" w:cs="Calibri Light"/>
-          <w:sz w:val="20"/>
-          <w:szCs w:val="20"/>
-        </w:rPr>
-        <w:t>9</w:t>
-      </w:r>
-      <w:r>
-        <w:rPr>
-          <w:rFonts w:ascii="Calibri Light" w:hAnsi="Calibri Light" w:cs="Calibri Light"/>
-          <w:sz w:val="20"/>
-          <w:szCs w:val="20"/>
-        </w:rPr>
-        <w:t>.</w:t>
-      </w:r>
-      <w:r>
-        <w:rPr>
-          <w:rFonts w:ascii="Calibri Light" w:hAnsi="Calibri Light" w:cs="Calibri Light"/>
-          <w:sz w:val="20"/>
-          <w:szCs w:val="20"/>
-        </w:rPr>
-        <w:t>03 ~ 2020.01</w:t>
-      </w:r>
-    </w:p>
-    <w:p>
-      <w:pPr>
-        <w:tabs>
-          <w:tab w:val="right" w:pos="8640"/>
-        </w:tabs>
-        <w:rPr>
-          <w:rFonts w:ascii="Calibri" w:hAnsi="Calibri" w:cs="Calibri"/>
-          <w:sz w:val="21"/>
-          <w:szCs w:val="21"/>
-        </w:rPr>
-      </w:pPr>
-      <w:r>
-        <w:rPr>
-          <w:rFonts w:ascii="Calibri Light" w:hAnsi="Calibri Light" w:cs="Calibri Light"/>
-          <w:sz w:val="20"/>
-          <w:szCs w:val="20"/>
-        </w:rPr>
-        <w:t>Seoul National University</w:t>
-      </w:r>
-      <w:r>
-        <w:rPr>
-          <w:rFonts w:ascii="Calibri" w:hAnsi="Calibri" w:cs="Calibri"/>
-          <w:i/>
-          <w:sz w:val="20"/>
-          <w:szCs w:val="20"/>
-        </w:rPr>
-        <w:t xml:space="preserve"> </w:t>
-      </w:r>
-      <w:r>
-        <w:rPr>
-          <w:rFonts w:ascii="Calibri" w:hAnsi="Calibri" w:cs="Calibri"/>
-          <w:i/>
-          <w:sz w:val="21"/>
-          <w:szCs w:val="21"/>
-        </w:rPr>
-        <w:tab/>
-      </w:r>
-    </w:p>
-    <w:p>
-      <w:pPr>
-        <w:rPr>
-          <w:rFonts w:ascii="Lato" w:hAnsi="Lato" w:cstheme="minorHAnsi"/>
-        </w:rPr>
-      </w:pPr>
     </w:p>
     <w:p>
       <w:pPr>
@@ -4934,975 +5271,1528 @@
           <w:kern w:val="32"/>
           <w:sz w:val="26"/>
           <w:szCs w:val="26"/>
-        </w:rPr>
-      </w:pPr>
-      <w:r>
+          <w:lang w:eastAsia="ko-KR"/>
+        </w:rPr>
+      </w:pPr>
+    </w:p>
+    <w:p>
+      <w:pPr>
+        <w:pStyle w:val="Heading1"/>
         <w:rPr>
           <w:rFonts w:ascii="Lato" w:hAnsi="Lato" w:cstheme="minorHAnsi"/>
           <w:sz w:val="26"/>
           <w:szCs w:val="26"/>
-        </w:rPr>
-        <w:br w:type="page"/>
-      </w:r>
-    </w:p>
-    <w:p>
-      <w:pPr>
-        <w:pStyle w:val="Heading1"/>
+          <w:lang w:eastAsia="ko-KR"/>
+        </w:rPr>
+      </w:pPr>
+      <w:r>
         <w:rPr>
           <w:rFonts w:ascii="Lato" w:hAnsi="Lato" w:cstheme="minorHAnsi"/>
           <w:sz w:val="26"/>
           <w:szCs w:val="26"/>
-        </w:rPr>
-      </w:pPr>
+          <w:lang w:eastAsia="ko-KR"/>
+        </w:rPr>
+        <w:t xml:space="preserve">Clinical </w:t>
+      </w:r>
       <w:r>
         <w:rPr>
           <w:rFonts w:ascii="Lato" w:hAnsi="Lato" w:cstheme="minorHAnsi"/>
           <w:sz w:val="26"/>
           <w:szCs w:val="26"/>
-        </w:rPr>
-        <w:lastRenderedPageBreak/>
-        <w:t>Scholarships</w:t>
-      </w:r>
-      <w:r>
+          <w:lang w:eastAsia="ko-KR"/>
+        </w:rPr>
+        <w:t>Training</w:t>
+      </w:r>
+    </w:p>
+    <w:p>
+      <w:pPr>
+        <w:tabs>
+          <w:tab w:val="right" w:pos="8640"/>
+        </w:tabs>
+        <w:rPr>
+          <w:rFonts w:ascii="Lato" w:hAnsi="Lato" w:cstheme="minorHAnsi"/>
+          <w:sz w:val="20"/>
+          <w:szCs w:val="20"/>
+        </w:rPr>
+      </w:pPr>
+    </w:p>
+    <w:p>
+      <w:pPr>
+        <w:tabs>
+          <w:tab w:val="right" w:pos="8640"/>
+        </w:tabs>
+        <w:rPr>
+          <w:rFonts w:ascii="Calibri Light" w:hAnsi="Calibri Light" w:cs="Calibri Light"/>
+          <w:b/>
+          <w:bCs/>
+          <w:sz w:val="22"/>
+          <w:szCs w:val="22"/>
+          <w:lang w:eastAsia="ko-KR"/>
+        </w:rPr>
+      </w:pPr>
+      <w:r>
+        <w:rPr>
+          <w:rFonts w:ascii="Calibri Light" w:hAnsi="Calibri Light" w:cs="Calibri Light"/>
+          <w:b/>
+          <w:bCs/>
+          <w:sz w:val="22"/>
+          <w:szCs w:val="22"/>
+        </w:rPr>
+        <w:t>Center for Campus Life and Culture</w:t>
+      </w:r>
+      <w:r>
+        <w:rPr>
+          <w:rFonts w:ascii="Calibri Light" w:hAnsi="Calibri Light" w:cs="Calibri Light"/>
+          <w:b/>
+          <w:bCs/>
+          <w:sz w:val="22"/>
+          <w:szCs w:val="22"/>
+          <w:lang w:eastAsia="ko-KR"/>
+        </w:rPr>
+        <w:t>,</w:t>
+      </w:r>
+    </w:p>
+    <w:p>
+      <w:pPr>
+        <w:tabs>
+          <w:tab w:val="right" w:pos="8640"/>
+        </w:tabs>
+        <w:rPr>
+          <w:rFonts w:ascii="Calibri Light" w:hAnsi="Calibri Light" w:cs="Calibri Light"/>
+          <w:lang w:eastAsia="ko-KR"/>
+        </w:rPr>
+      </w:pPr>
+      <w:r>
+        <w:rPr>
+          <w:rFonts w:ascii="Calibri Light" w:hAnsi="Calibri Light" w:cs="Calibri Light"/>
+          <w:b/>
+          <w:bCs/>
+          <w:sz w:val="22"/>
+          <w:szCs w:val="22"/>
+          <w:lang w:eastAsia="ko-KR"/>
+        </w:rPr>
+        <w:t>Seoul National University</w:t>
+      </w:r>
+      <w:r>
+        <w:rPr>
+          <w:rFonts w:ascii="Calibri Light" w:hAnsi="Calibri Light" w:cs="Calibri Light"/>
+          <w:sz w:val="22"/>
+          <w:szCs w:val="22"/>
+          <w:lang w:eastAsia="ko-KR"/>
+        </w:rPr>
+        <w:tab/>
+      </w:r>
+      <w:r>
+        <w:rPr>
+          <w:rFonts w:ascii="Calibri Light" w:hAnsi="Calibri Light" w:cs="Calibri Light"/>
+          <w:sz w:val="20"/>
+          <w:szCs w:val="20"/>
+          <w:lang w:eastAsia="ko-KR"/>
+        </w:rPr>
+        <w:t>Seoul, Korea</w:t>
+      </w:r>
+    </w:p>
+    <w:p>
+      <w:pPr>
+        <w:tabs>
+          <w:tab w:val="right" w:pos="8640"/>
+        </w:tabs>
+        <w:rPr>
+          <w:rFonts w:ascii="Calibri Light" w:hAnsi="Calibri Light" w:cs="Calibri Light"/>
+          <w:i/>
+          <w:iCs/>
+          <w:sz w:val="20"/>
+          <w:szCs w:val="20"/>
+        </w:rPr>
+      </w:pPr>
+      <w:r>
+        <w:rPr>
+          <w:rFonts w:ascii="Calibri Light" w:hAnsi="Calibri Light" w:cs="Calibri Light"/>
+          <w:sz w:val="20"/>
+          <w:szCs w:val="20"/>
+          <w:lang w:eastAsia="ko-KR"/>
+        </w:rPr>
+        <w:t xml:space="preserve">Practice Consultants </w:t>
+      </w:r>
+      <w:r>
+        <w:rPr>
+          <w:rFonts w:ascii="Calibri Light" w:hAnsi="Calibri Light" w:cs="Calibri Light"/>
+          <w:sz w:val="20"/>
+          <w:szCs w:val="20"/>
+          <w:lang w:eastAsia="ko-KR"/>
+        </w:rPr>
+        <w:tab/>
+      </w:r>
+      <w:r>
+        <w:rPr>
+          <w:rFonts w:ascii="Calibri Light" w:hAnsi="Calibri Light" w:cs="Calibri Light"/>
+          <w:i/>
+          <w:iCs/>
+          <w:sz w:val="20"/>
+          <w:szCs w:val="20"/>
+          <w:lang w:eastAsia="ko-KR"/>
+        </w:rPr>
+        <w:t xml:space="preserve">2021.01 ~ </w:t>
+      </w:r>
+      <w:r>
+        <w:rPr>
+          <w:rFonts w:ascii="Calibri Light" w:hAnsi="Calibri Light" w:cs="Calibri Light"/>
+          <w:i/>
+          <w:iCs/>
+          <w:sz w:val="20"/>
+          <w:szCs w:val="20"/>
+        </w:rPr>
+        <w:t>present</w:t>
+      </w:r>
+    </w:p>
+    <w:p>
+      <w:pPr>
+        <w:tabs>
+          <w:tab w:val="right" w:pos="8640"/>
+        </w:tabs>
+        <w:rPr>
+          <w:rFonts w:ascii="Calibri Light" w:hAnsi="Calibri Light" w:cs="Calibri Light"/>
+          <w:i/>
+          <w:iCs/>
+          <w:sz w:val="20"/>
+          <w:szCs w:val="20"/>
+        </w:rPr>
+      </w:pPr>
+    </w:p>
+    <w:p>
+      <w:pPr>
+        <w:pStyle w:val="Heading1"/>
         <w:rPr>
           <w:rFonts w:ascii="Lato" w:hAnsi="Lato" w:cstheme="minorHAnsi"/>
           <w:sz w:val="26"/>
           <w:szCs w:val="26"/>
         </w:rPr>
-        <w:t xml:space="preserve"> </w:t>
-      </w:r>
+      </w:pPr>
       <w:r>
         <w:rPr>
           <w:rFonts w:ascii="Lato" w:hAnsi="Lato" w:cstheme="minorHAnsi"/>
           <w:sz w:val="26"/>
           <w:szCs w:val="26"/>
         </w:rPr>
-        <w:t>a</w:t>
-      </w:r>
-      <w:r>
+        <w:t>Grants</w:t>
+      </w:r>
+    </w:p>
+    <w:p>
+      <w:pPr>
+        <w:tabs>
+          <w:tab w:val="right" w:pos="8640"/>
+        </w:tabs>
+        <w:rPr>
+          <w:rFonts w:ascii="Calibri" w:hAnsi="Calibri" w:cs="Calibri"/>
+          <w:i/>
+          <w:sz w:val="20"/>
+          <w:szCs w:val="20"/>
+        </w:rPr>
+      </w:pPr>
+    </w:p>
+    <w:p>
+      <w:pPr>
+        <w:tabs>
+          <w:tab w:val="right" w:pos="8640"/>
+        </w:tabs>
+        <w:rPr>
+          <w:rFonts w:ascii="Calibri Light" w:hAnsi="Calibri Light" w:cs="Calibri Light"/>
+          <w:sz w:val="20"/>
+          <w:szCs w:val="20"/>
+        </w:rPr>
+      </w:pPr>
+      <w:r>
+        <w:rPr>
+          <w:rFonts w:ascii="Calibri Light" w:hAnsi="Calibri Light" w:cs="Calibri Light"/>
+          <w:b/>
+          <w:bCs/>
+          <w:sz w:val="22"/>
+          <w:szCs w:val="22"/>
+        </w:rPr>
+        <w:t>Basic Science Research Program</w:t>
+      </w:r>
+      <w:r>
+        <w:rPr>
+          <w:rFonts w:ascii="Calibri Light" w:hAnsi="Calibri Light" w:cs="Calibri Light"/>
+          <w:sz w:val="22"/>
+          <w:szCs w:val="22"/>
+        </w:rPr>
+        <w:tab/>
+      </w:r>
+      <w:r>
+        <w:rPr>
+          <w:rFonts w:ascii="Calibri Light" w:hAnsi="Calibri Light" w:cs="Calibri Light"/>
+          <w:i/>
+          <w:iCs/>
+          <w:sz w:val="20"/>
+          <w:szCs w:val="20"/>
+        </w:rPr>
+        <w:t>20</w:t>
+      </w:r>
+      <w:r>
+        <w:rPr>
+          <w:rFonts w:ascii="Calibri Light" w:hAnsi="Calibri Light" w:cs="Calibri Light"/>
+          <w:i/>
+          <w:iCs/>
+          <w:sz w:val="20"/>
+          <w:szCs w:val="20"/>
+        </w:rPr>
+        <w:t>23</w:t>
+      </w:r>
+      <w:r>
+        <w:rPr>
+          <w:rFonts w:ascii="Calibri Light" w:hAnsi="Calibri Light" w:cs="Calibri Light"/>
+          <w:i/>
+          <w:iCs/>
+          <w:sz w:val="20"/>
+          <w:szCs w:val="20"/>
+        </w:rPr>
+        <w:t>.0</w:t>
+      </w:r>
+      <w:r>
+        <w:rPr>
+          <w:rFonts w:ascii="Calibri Light" w:hAnsi="Calibri Light" w:cs="Calibri Light"/>
+          <w:i/>
+          <w:iCs/>
+          <w:sz w:val="20"/>
+          <w:szCs w:val="20"/>
+        </w:rPr>
+        <w:t>9</w:t>
+      </w:r>
+      <w:r>
+        <w:rPr>
+          <w:rFonts w:ascii="Calibri Light" w:hAnsi="Calibri Light" w:cs="Calibri Light"/>
+          <w:i/>
+          <w:iCs/>
+          <w:sz w:val="20"/>
+          <w:szCs w:val="20"/>
+        </w:rPr>
+        <w:t xml:space="preserve"> ~ 202</w:t>
+      </w:r>
+      <w:r>
+        <w:rPr>
+          <w:rFonts w:ascii="Calibri Light" w:hAnsi="Calibri Light" w:cs="Calibri Light"/>
+          <w:i/>
+          <w:iCs/>
+          <w:sz w:val="20"/>
+          <w:szCs w:val="20"/>
+        </w:rPr>
+        <w:t>5</w:t>
+      </w:r>
+      <w:r>
+        <w:rPr>
+          <w:rFonts w:ascii="Calibri Light" w:hAnsi="Calibri Light" w:cs="Calibri Light"/>
+          <w:i/>
+          <w:iCs/>
+          <w:sz w:val="20"/>
+          <w:szCs w:val="20"/>
+        </w:rPr>
+        <w:t>.0</w:t>
+      </w:r>
+      <w:r>
+        <w:rPr>
+          <w:rFonts w:ascii="Calibri Light" w:hAnsi="Calibri Light" w:cs="Calibri Light"/>
+          <w:i/>
+          <w:iCs/>
+          <w:sz w:val="20"/>
+          <w:szCs w:val="20"/>
+        </w:rPr>
+        <w:t>8</w:t>
+      </w:r>
+    </w:p>
+    <w:p>
+      <w:pPr>
+        <w:tabs>
+          <w:tab w:val="right" w:pos="8640"/>
+        </w:tabs>
+        <w:rPr>
+          <w:rFonts w:ascii="Calibri" w:hAnsi="Calibri" w:cs="Calibri"/>
+          <w:sz w:val="21"/>
+          <w:szCs w:val="21"/>
+        </w:rPr>
+      </w:pPr>
+      <w:r>
+        <w:rPr>
+          <w:rFonts w:ascii="Calibri Light" w:hAnsi="Calibri Light" w:cs="Calibri Light"/>
+          <w:sz w:val="20"/>
+          <w:szCs w:val="20"/>
+        </w:rPr>
+        <w:t>National Research Foundation of Korea (NRF)</w:t>
+      </w:r>
+      <w:r>
+        <w:rPr>
+          <w:rFonts w:ascii="Calibri" w:hAnsi="Calibri" w:cs="Calibri"/>
+          <w:i/>
+          <w:sz w:val="21"/>
+          <w:szCs w:val="21"/>
+        </w:rPr>
+        <w:tab/>
+      </w:r>
+    </w:p>
+    <w:p>
+      <w:pPr>
+        <w:tabs>
+          <w:tab w:val="right" w:pos="8640"/>
+        </w:tabs>
+        <w:rPr>
+          <w:rFonts w:ascii="Calibri" w:hAnsi="Calibri" w:cs="Calibri"/>
+          <w:sz w:val="21"/>
+          <w:szCs w:val="21"/>
+        </w:rPr>
+      </w:pPr>
+      <w:r>
+        <w:rPr>
+          <w:rFonts w:ascii="Calibri" w:hAnsi="Calibri" w:cs="Calibri"/>
+          <w:i/>
+          <w:sz w:val="21"/>
+          <w:szCs w:val="21"/>
+        </w:rPr>
+        <w:tab/>
+      </w:r>
+    </w:p>
+    <w:p>
+      <w:pPr>
+        <w:tabs>
+          <w:tab w:val="right" w:pos="8640"/>
+        </w:tabs>
+        <w:rPr>
+          <w:rFonts w:ascii="Calibri Light" w:hAnsi="Calibri Light" w:cs="Calibri Light"/>
+          <w:sz w:val="20"/>
+          <w:szCs w:val="20"/>
+        </w:rPr>
+      </w:pPr>
+      <w:r>
+        <w:rPr>
+          <w:rFonts w:ascii="Calibri Light" w:hAnsi="Calibri Light" w:cs="Calibri Light"/>
+          <w:b/>
+          <w:bCs/>
+          <w:sz w:val="22"/>
+          <w:szCs w:val="22"/>
+        </w:rPr>
+        <w:t>SNU Undergraduate Research Grant in Social Science</w:t>
+      </w:r>
+      <w:r>
+        <w:rPr>
+          <w:rFonts w:ascii="Calibri Light" w:hAnsi="Calibri Light" w:cs="Calibri Light"/>
+          <w:sz w:val="22"/>
+          <w:szCs w:val="22"/>
+        </w:rPr>
+        <w:tab/>
+      </w:r>
+      <w:r>
+        <w:rPr>
+          <w:rFonts w:ascii="Calibri Light" w:hAnsi="Calibri Light" w:cs="Calibri Light"/>
+          <w:i/>
+          <w:iCs/>
+          <w:sz w:val="20"/>
+          <w:szCs w:val="20"/>
+        </w:rPr>
+        <w:t>2019.03 ~ 2020.01</w:t>
+      </w:r>
+    </w:p>
+    <w:p>
+      <w:pPr>
+        <w:tabs>
+          <w:tab w:val="right" w:pos="8640"/>
+        </w:tabs>
+        <w:rPr>
+          <w:rFonts w:ascii="Calibri" w:hAnsi="Calibri" w:cs="Calibri"/>
+          <w:sz w:val="21"/>
+          <w:szCs w:val="21"/>
+        </w:rPr>
+      </w:pPr>
+      <w:r>
+        <w:rPr>
+          <w:rFonts w:ascii="Calibri Light" w:hAnsi="Calibri Light" w:cs="Calibri Light"/>
+          <w:sz w:val="20"/>
+          <w:szCs w:val="20"/>
+        </w:rPr>
+        <w:t>Seoul National University</w:t>
+      </w:r>
+      <w:r>
+        <w:rPr>
+          <w:rFonts w:ascii="Calibri" w:hAnsi="Calibri" w:cs="Calibri"/>
+          <w:i/>
+          <w:sz w:val="20"/>
+          <w:szCs w:val="20"/>
+        </w:rPr>
+        <w:t xml:space="preserve"> </w:t>
+      </w:r>
+      <w:r>
+        <w:rPr>
+          <w:rFonts w:ascii="Calibri" w:hAnsi="Calibri" w:cs="Calibri"/>
+          <w:i/>
+          <w:sz w:val="21"/>
+          <w:szCs w:val="21"/>
+        </w:rPr>
+        <w:tab/>
+      </w:r>
+    </w:p>
+    <w:p>
+      <w:pPr>
+        <w:tabs>
+          <w:tab w:val="right" w:pos="8640"/>
+        </w:tabs>
+        <w:rPr>
+          <w:rFonts w:ascii="Calibri" w:hAnsi="Calibri" w:cs="Calibri"/>
+          <w:sz w:val="21"/>
+          <w:szCs w:val="21"/>
+        </w:rPr>
+      </w:pPr>
+      <w:r>
+        <w:rPr>
+          <w:rFonts w:ascii="Calibri" w:hAnsi="Calibri" w:cs="Calibri"/>
+          <w:i/>
+          <w:sz w:val="21"/>
+          <w:szCs w:val="21"/>
+        </w:rPr>
+        <w:tab/>
+      </w:r>
+    </w:p>
+    <w:p>
+      <w:pPr>
+        <w:pStyle w:val="Heading1"/>
         <w:rPr>
           <w:rFonts w:ascii="Lato" w:hAnsi="Lato" w:cstheme="minorHAnsi"/>
           <w:sz w:val="26"/>
           <w:szCs w:val="26"/>
         </w:rPr>
-        <w:t>nd Awards</w:t>
-      </w:r>
-    </w:p>
-    <w:p>
-      <w:pPr>
-        <w:rPr>
-          <w:rFonts w:ascii="Lato" w:hAnsi="Lato" w:cstheme="minorHAnsi"/>
-        </w:rPr>
-      </w:pPr>
-    </w:p>
-    <w:p>
-      <w:pPr>
-        <w:tabs>
-          <w:tab w:val="right" w:pos="8640"/>
-        </w:tabs>
-        <w:rPr>
-          <w:rFonts w:ascii="Calibri Light" w:hAnsi="Calibri Light" w:cs="Calibri Light"/>
-          <w:i/>
-          <w:iCs/>
-          <w:sz w:val="20"/>
-          <w:szCs w:val="20"/>
-          <w:lang w:eastAsia="ko-KR"/>
-        </w:rPr>
-      </w:pPr>
-      <w:r>
-        <w:rPr>
-          <w:rFonts w:ascii="Calibri Light" w:hAnsi="Calibri Light" w:cs="Calibri Light"/>
-          <w:b/>
-          <w:bCs/>
-          <w:sz w:val="22"/>
-          <w:szCs w:val="22"/>
-        </w:rPr>
-        <w:t>SNU Graduate Scholarship for Basic Science Research</w:t>
-      </w:r>
-      <w:r>
-        <w:rPr>
-          <w:rFonts w:ascii="Calibri Light" w:hAnsi="Calibri Light" w:cs="Calibri Light"/>
-          <w:sz w:val="22"/>
-          <w:szCs w:val="22"/>
-        </w:rPr>
-        <w:tab/>
-      </w:r>
-      <w:r>
-        <w:rPr>
-          <w:rFonts w:ascii="Calibri Light" w:hAnsi="Calibri Light" w:cs="Calibri Light"/>
-          <w:i/>
-          <w:iCs/>
-          <w:sz w:val="20"/>
-          <w:szCs w:val="20"/>
-        </w:rPr>
-        <w:t xml:space="preserve">2020.03 ~ </w:t>
-      </w:r>
-      <w:r>
-        <w:rPr>
-          <w:rFonts w:ascii="Calibri Light" w:hAnsi="Calibri Light" w:cs="Calibri Light"/>
-          <w:i/>
-          <w:iCs/>
-          <w:sz w:val="20"/>
-          <w:szCs w:val="20"/>
-          <w:lang w:eastAsia="ko-KR"/>
-        </w:rPr>
-        <w:t>20</w:t>
-      </w:r>
-      <w:r>
-        <w:rPr>
-          <w:rFonts w:ascii="Calibri Light" w:hAnsi="Calibri Light" w:cs="Calibri Light"/>
-          <w:i/>
-          <w:iCs/>
-          <w:sz w:val="20"/>
-          <w:szCs w:val="20"/>
-          <w:lang w:eastAsia="ko-KR"/>
-        </w:rPr>
-        <w:t>21</w:t>
-      </w:r>
-      <w:r>
-        <w:rPr>
-          <w:rFonts w:ascii="Calibri Light" w:hAnsi="Calibri Light" w:cs="Calibri Light"/>
-          <w:i/>
-          <w:iCs/>
-          <w:sz w:val="20"/>
-          <w:szCs w:val="20"/>
-          <w:lang w:eastAsia="ko-KR"/>
-        </w:rPr>
-        <w:t>.02</w:t>
-      </w:r>
-    </w:p>
-    <w:p>
-      <w:pPr>
-        <w:tabs>
-          <w:tab w:val="right" w:pos="8640"/>
-        </w:tabs>
-        <w:rPr>
-          <w:rFonts w:ascii="Calibri Light" w:hAnsi="Calibri Light" w:cs="Calibri Light"/>
-          <w:i/>
-          <w:iCs/>
-          <w:sz w:val="20"/>
-          <w:szCs w:val="20"/>
-        </w:rPr>
-      </w:pPr>
-      <w:r>
-        <w:rPr>
-          <w:rFonts w:ascii="Calibri Light" w:hAnsi="Calibri Light" w:cs="Calibri Light"/>
-          <w:i/>
-          <w:iCs/>
-          <w:sz w:val="20"/>
-          <w:szCs w:val="20"/>
-        </w:rPr>
-        <w:t>Seoul National University</w:t>
-      </w:r>
-    </w:p>
-    <w:p>
-      <w:pPr>
-        <w:tabs>
-          <w:tab w:val="right" w:pos="8640"/>
-        </w:tabs>
-        <w:rPr>
-          <w:rFonts w:ascii="Calibri Light" w:hAnsi="Calibri Light" w:cs="Calibri Light"/>
-          <w:i/>
-          <w:iCs/>
-          <w:sz w:val="20"/>
-          <w:szCs w:val="20"/>
-        </w:rPr>
-      </w:pPr>
-      <w:r>
-        <w:rPr>
-          <w:rFonts w:ascii="Calibri Light" w:hAnsi="Calibri Light" w:cs="Calibri Light"/>
-          <w:i/>
-          <w:iCs/>
-          <w:sz w:val="20"/>
-          <w:szCs w:val="20"/>
-        </w:rPr>
-        <w:t>Stipend</w:t>
-      </w:r>
-      <w:r>
-        <w:rPr>
-          <w:rFonts w:ascii="Calibri Light" w:hAnsi="Calibri Light" w:cs="Calibri Light"/>
-          <w:i/>
-          <w:iCs/>
-          <w:sz w:val="20"/>
-          <w:szCs w:val="20"/>
-        </w:rPr>
-        <w:t>s</w:t>
-      </w:r>
-      <w:r>
-        <w:rPr>
-          <w:rFonts w:ascii="Calibri Light" w:hAnsi="Calibri Light" w:cs="Calibri Light"/>
-          <w:i/>
-          <w:iCs/>
-          <w:sz w:val="20"/>
-          <w:szCs w:val="20"/>
-        </w:rPr>
-        <w:t xml:space="preserve"> of $5000 each semester</w:t>
-      </w:r>
-    </w:p>
-    <w:p>
-      <w:pPr>
-        <w:tabs>
-          <w:tab w:val="right" w:pos="8640"/>
-        </w:tabs>
-        <w:rPr>
-          <w:rFonts w:ascii="Calibri Light" w:hAnsi="Calibri Light" w:cs="Calibri Light"/>
-          <w:b/>
-          <w:bCs/>
-          <w:sz w:val="22"/>
-          <w:szCs w:val="22"/>
-        </w:rPr>
-      </w:pPr>
-    </w:p>
-    <w:p>
-      <w:pPr>
-        <w:tabs>
-          <w:tab w:val="right" w:pos="8640"/>
-        </w:tabs>
-        <w:rPr>
-          <w:rFonts w:ascii="Calibri Light" w:hAnsi="Calibri Light" w:cs="Calibri Light"/>
-          <w:i/>
-          <w:iCs/>
-          <w:sz w:val="20"/>
-          <w:szCs w:val="20"/>
-        </w:rPr>
-      </w:pPr>
-      <w:r>
-        <w:rPr>
-          <w:rFonts w:ascii="Calibri Light" w:hAnsi="Calibri Light" w:cs="Calibri Light"/>
-          <w:b/>
-          <w:bCs/>
-          <w:sz w:val="22"/>
-          <w:szCs w:val="22"/>
-        </w:rPr>
-        <w:t>Graduation with honors (Summa cum laude)</w:t>
-      </w:r>
-      <w:r>
-        <w:rPr>
-          <w:rFonts w:ascii="Calibri Light" w:hAnsi="Calibri Light" w:cs="Calibri Light"/>
-          <w:sz w:val="22"/>
-          <w:szCs w:val="22"/>
-        </w:rPr>
-        <w:tab/>
-      </w:r>
-      <w:r>
-        <w:rPr>
-          <w:rFonts w:ascii="Calibri Light" w:hAnsi="Calibri Light" w:cs="Calibri Light"/>
-          <w:i/>
-          <w:iCs/>
-          <w:sz w:val="20"/>
-          <w:szCs w:val="20"/>
-        </w:rPr>
-        <w:t>2019</w:t>
-      </w:r>
-      <w:r>
-        <w:rPr>
-          <w:rFonts w:ascii="Calibri Light" w:hAnsi="Calibri Light" w:cs="Calibri Light"/>
-          <w:i/>
-          <w:iCs/>
-          <w:sz w:val="20"/>
-          <w:szCs w:val="20"/>
-        </w:rPr>
-        <w:t>.08</w:t>
-      </w:r>
-    </w:p>
-    <w:p>
-      <w:pPr>
-        <w:tabs>
-          <w:tab w:val="right" w:pos="8640"/>
-        </w:tabs>
-        <w:rPr>
-          <w:rFonts w:ascii="Calibri Light" w:hAnsi="Calibri Light" w:cs="Calibri Light"/>
-          <w:i/>
-          <w:iCs/>
-          <w:sz w:val="20"/>
-          <w:szCs w:val="20"/>
-        </w:rPr>
-      </w:pPr>
-      <w:r>
-        <w:rPr>
-          <w:rFonts w:ascii="Calibri Light" w:hAnsi="Calibri Light" w:cs="Calibri Light"/>
-          <w:i/>
-          <w:iCs/>
-          <w:sz w:val="20"/>
-          <w:szCs w:val="20"/>
-        </w:rPr>
-        <w:t>Seoul National University</w:t>
-      </w:r>
-    </w:p>
-    <w:p>
-      <w:pPr>
-        <w:tabs>
-          <w:tab w:val="right" w:pos="8640"/>
-        </w:tabs>
-        <w:rPr>
-          <w:rFonts w:ascii="Calibri Light" w:hAnsi="Calibri Light" w:cs="Calibri Light"/>
-          <w:sz w:val="22"/>
-          <w:szCs w:val="22"/>
-        </w:rPr>
-      </w:pPr>
-    </w:p>
-    <w:p>
-      <w:pPr>
-        <w:tabs>
-          <w:tab w:val="right" w:pos="8640"/>
-        </w:tabs>
-        <w:rPr>
-          <w:rFonts w:ascii="Calibri Light" w:hAnsi="Calibri Light" w:cs="Calibri Light"/>
-          <w:i/>
-          <w:iCs/>
-          <w:sz w:val="20"/>
-          <w:szCs w:val="20"/>
-        </w:rPr>
-      </w:pPr>
-      <w:r>
-        <w:rPr>
-          <w:rFonts w:ascii="Calibri Light" w:hAnsi="Calibri Light" w:cs="Calibri Light"/>
-          <w:b/>
-          <w:bCs/>
-          <w:sz w:val="22"/>
-          <w:szCs w:val="22"/>
-        </w:rPr>
-        <w:t xml:space="preserve">Poster </w:t>
-      </w:r>
-      <w:r>
-        <w:rPr>
-          <w:rFonts w:ascii="Calibri Light" w:hAnsi="Calibri Light" w:cs="Calibri Light"/>
-          <w:b/>
-          <w:bCs/>
-          <w:sz w:val="22"/>
-          <w:szCs w:val="22"/>
-        </w:rPr>
-        <w:t>A</w:t>
-      </w:r>
-      <w:r>
-        <w:rPr>
-          <w:rFonts w:ascii="Calibri Light" w:hAnsi="Calibri Light" w:cs="Calibri Light"/>
-          <w:b/>
-          <w:bCs/>
-          <w:sz w:val="22"/>
-          <w:szCs w:val="22"/>
-        </w:rPr>
-        <w:t xml:space="preserve">ward at </w:t>
-      </w:r>
-      <w:r>
-        <w:rPr>
-          <w:rFonts w:ascii="Calibri Light" w:hAnsi="Calibri Light" w:cs="Calibri Light"/>
-          <w:b/>
-          <w:bCs/>
-          <w:sz w:val="22"/>
-          <w:szCs w:val="22"/>
-        </w:rPr>
-        <w:t>Brain</w:t>
-      </w:r>
-      <w:r>
-        <w:rPr>
-          <w:rFonts w:ascii="Calibri Light" w:hAnsi="Calibri Light" w:cs="Calibri Light"/>
-          <w:b/>
-          <w:bCs/>
-          <w:sz w:val="22"/>
-          <w:szCs w:val="22"/>
-        </w:rPr>
-        <w:t>-</w:t>
-      </w:r>
-      <w:r>
-        <w:rPr>
-          <w:rFonts w:ascii="Calibri Light" w:hAnsi="Calibri Light" w:cs="Calibri Light"/>
-          <w:b/>
-          <w:bCs/>
-          <w:sz w:val="22"/>
-          <w:szCs w:val="22"/>
-        </w:rPr>
-        <w:t>Mind</w:t>
-      </w:r>
-      <w:r>
-        <w:rPr>
-          <w:rFonts w:ascii="Calibri Light" w:hAnsi="Calibri Light" w:cs="Calibri Light"/>
-          <w:b/>
-          <w:bCs/>
-          <w:sz w:val="22"/>
-          <w:szCs w:val="22"/>
-        </w:rPr>
-        <w:t>-</w:t>
-      </w:r>
-      <w:r>
-        <w:rPr>
-          <w:rFonts w:ascii="Calibri Light" w:hAnsi="Calibri Light" w:cs="Calibri Light"/>
-          <w:b/>
-          <w:bCs/>
-          <w:sz w:val="22"/>
-          <w:szCs w:val="22"/>
-        </w:rPr>
-        <w:t>Behavior poster presentation</w:t>
-      </w:r>
-      <w:r>
-        <w:rPr>
-          <w:rFonts w:ascii="Calibri Light" w:hAnsi="Calibri Light" w:cs="Calibri Light"/>
-          <w:sz w:val="22"/>
-          <w:szCs w:val="22"/>
-        </w:rPr>
-        <w:t xml:space="preserve"> </w:t>
-      </w:r>
-      <w:r>
-        <w:rPr>
-          <w:rFonts w:ascii="Calibri Light" w:hAnsi="Calibri Light" w:cs="Calibri Light"/>
-          <w:sz w:val="22"/>
-          <w:szCs w:val="22"/>
-        </w:rPr>
-        <w:tab/>
-      </w:r>
-      <w:r>
-        <w:rPr>
-          <w:rFonts w:ascii="Calibri Light" w:hAnsi="Calibri Light" w:cs="Calibri Light"/>
-          <w:i/>
-          <w:iCs/>
-          <w:sz w:val="20"/>
-          <w:szCs w:val="20"/>
-        </w:rPr>
-        <w:t>2018.12</w:t>
-      </w:r>
-    </w:p>
-    <w:p>
-      <w:pPr>
-        <w:tabs>
-          <w:tab w:val="right" w:pos="8640"/>
-        </w:tabs>
-        <w:rPr>
-          <w:rFonts w:ascii="Calibri Light" w:hAnsi="Calibri Light" w:cs="Calibri Light"/>
-          <w:i/>
-          <w:iCs/>
-          <w:sz w:val="20"/>
-          <w:szCs w:val="20"/>
-        </w:rPr>
-      </w:pPr>
-      <w:r>
-        <w:rPr>
-          <w:rFonts w:ascii="Calibri Light" w:hAnsi="Calibri Light" w:cs="Calibri Light"/>
-          <w:i/>
-          <w:iCs/>
-          <w:sz w:val="20"/>
-          <w:szCs w:val="20"/>
-        </w:rPr>
-        <w:t>Seoul National University</w:t>
-      </w:r>
-    </w:p>
-    <w:p>
-      <w:pPr>
-        <w:tabs>
-          <w:tab w:val="right" w:pos="8640"/>
-        </w:tabs>
-        <w:rPr>
-          <w:rFonts w:ascii="Calibri Light" w:hAnsi="Calibri Light" w:cs="Calibri Light"/>
-          <w:sz w:val="22"/>
-          <w:szCs w:val="22"/>
-        </w:rPr>
-      </w:pPr>
-    </w:p>
-    <w:p>
-      <w:pPr>
-        <w:tabs>
-          <w:tab w:val="right" w:pos="8640"/>
-        </w:tabs>
-        <w:rPr>
-          <w:rFonts w:ascii="Calibri Light" w:hAnsi="Calibri Light" w:cs="Calibri Light"/>
-          <w:i/>
-          <w:iCs/>
-          <w:sz w:val="20"/>
-          <w:szCs w:val="20"/>
-        </w:rPr>
-      </w:pPr>
-      <w:r>
-        <w:rPr>
-          <w:rFonts w:ascii="Calibri Light" w:hAnsi="Calibri Light" w:cs="Calibri Light"/>
-          <w:b/>
-          <w:bCs/>
-          <w:sz w:val="22"/>
-          <w:szCs w:val="22"/>
-        </w:rPr>
-        <w:t>Superior Academic Performance undergraduate scholarship</w:t>
-      </w:r>
-      <w:r>
-        <w:rPr>
-          <w:rFonts w:ascii="Calibri Light" w:hAnsi="Calibri Light" w:cs="Calibri Light"/>
-          <w:sz w:val="22"/>
-          <w:szCs w:val="22"/>
-        </w:rPr>
-        <w:t xml:space="preserve"> </w:t>
-      </w:r>
-      <w:r>
-        <w:rPr>
-          <w:rFonts w:ascii="Calibri Light" w:hAnsi="Calibri Light" w:cs="Calibri Light"/>
-          <w:sz w:val="22"/>
-          <w:szCs w:val="22"/>
-        </w:rPr>
-        <w:tab/>
-      </w:r>
-      <w:r>
-        <w:rPr>
-          <w:rFonts w:ascii="Calibri Light" w:hAnsi="Calibri Light" w:cs="Calibri Light"/>
-          <w:i/>
-          <w:iCs/>
-          <w:sz w:val="20"/>
-          <w:szCs w:val="20"/>
-        </w:rPr>
-        <w:t>201</w:t>
-      </w:r>
-      <w:r>
-        <w:rPr>
-          <w:rFonts w:ascii="Calibri Light" w:hAnsi="Calibri Light" w:cs="Calibri Light"/>
-          <w:i/>
-          <w:iCs/>
-          <w:sz w:val="20"/>
-          <w:szCs w:val="20"/>
-        </w:rPr>
-        <w:t>8</w:t>
-      </w:r>
-      <w:r>
-        <w:rPr>
-          <w:rFonts w:ascii="Calibri Light" w:hAnsi="Calibri Light" w:cs="Calibri Light"/>
-          <w:i/>
-          <w:iCs/>
-          <w:sz w:val="20"/>
-          <w:szCs w:val="20"/>
-        </w:rPr>
-        <w:t>.0</w:t>
-      </w:r>
-      <w:r>
-        <w:rPr>
-          <w:rFonts w:ascii="Calibri Light" w:hAnsi="Calibri Light" w:cs="Calibri Light"/>
-          <w:i/>
-          <w:iCs/>
-          <w:sz w:val="20"/>
-          <w:szCs w:val="20"/>
-        </w:rPr>
-        <w:t>8 ~ 2019.08</w:t>
-      </w:r>
-    </w:p>
-    <w:p>
-      <w:pPr>
-        <w:tabs>
-          <w:tab w:val="right" w:pos="8640"/>
-        </w:tabs>
-        <w:rPr>
-          <w:rFonts w:ascii="Calibri Light" w:hAnsi="Calibri Light" w:cs="Calibri Light"/>
-          <w:i/>
-          <w:iCs/>
-          <w:sz w:val="20"/>
-          <w:szCs w:val="20"/>
-        </w:rPr>
-      </w:pPr>
-      <w:r>
-        <w:rPr>
-          <w:rFonts w:ascii="Calibri Light" w:hAnsi="Calibri Light" w:cs="Calibri Light"/>
-          <w:i/>
-          <w:iCs/>
-          <w:sz w:val="20"/>
-          <w:szCs w:val="20"/>
-        </w:rPr>
-        <w:t>Seoul National University</w:t>
-      </w:r>
-    </w:p>
-    <w:p>
-      <w:pPr>
-        <w:tabs>
-          <w:tab w:val="right" w:pos="8640"/>
-        </w:tabs>
-        <w:rPr>
-          <w:rFonts w:ascii="Calibri Light" w:hAnsi="Calibri Light" w:cs="Calibri Light"/>
-          <w:sz w:val="22"/>
-          <w:szCs w:val="22"/>
-        </w:rPr>
-      </w:pPr>
-    </w:p>
-    <w:p>
-      <w:pPr>
-        <w:tabs>
-          <w:tab w:val="right" w:pos="8640"/>
-        </w:tabs>
-        <w:rPr>
-          <w:rFonts w:ascii="Calibri Light" w:hAnsi="Calibri Light" w:cs="Calibri Light"/>
-          <w:i/>
-          <w:iCs/>
-          <w:sz w:val="20"/>
-          <w:szCs w:val="20"/>
-        </w:rPr>
-      </w:pPr>
-      <w:r>
-        <w:rPr>
-          <w:rFonts w:ascii="Calibri Light" w:hAnsi="Calibri Light" w:cs="Calibri Light"/>
-          <w:b/>
-          <w:bCs/>
-          <w:sz w:val="22"/>
-          <w:szCs w:val="22"/>
-        </w:rPr>
-        <w:t xml:space="preserve">Superior Academic Performance undergraduate scholarship </w:t>
-      </w:r>
-      <w:r>
-        <w:rPr>
-          <w:rFonts w:ascii="Calibri Light" w:hAnsi="Calibri Light" w:cs="Calibri Light"/>
-          <w:sz w:val="22"/>
-          <w:szCs w:val="22"/>
-        </w:rPr>
-        <w:tab/>
-      </w:r>
-      <w:r>
-        <w:rPr>
-          <w:rFonts w:ascii="Calibri Light" w:hAnsi="Calibri Light" w:cs="Calibri Light"/>
-          <w:i/>
-          <w:iCs/>
-          <w:sz w:val="20"/>
-          <w:szCs w:val="20"/>
-        </w:rPr>
-        <w:t>2015.08 ~ 2017.12</w:t>
-      </w:r>
-    </w:p>
-    <w:p>
-      <w:pPr>
-        <w:tabs>
-          <w:tab w:val="right" w:pos="8640"/>
-        </w:tabs>
-        <w:rPr>
-          <w:rFonts w:ascii="Calibri Light" w:hAnsi="Calibri Light" w:cs="Calibri Light"/>
-          <w:i/>
-          <w:iCs/>
-          <w:sz w:val="20"/>
-          <w:szCs w:val="20"/>
-        </w:rPr>
-      </w:pPr>
-      <w:r>
-        <w:rPr>
-          <w:rFonts w:ascii="Calibri Light" w:hAnsi="Calibri Light" w:cs="Calibri Light"/>
-          <w:i/>
-          <w:iCs/>
-          <w:sz w:val="20"/>
-          <w:szCs w:val="20"/>
-        </w:rPr>
-        <w:t>Seoul National University</w:t>
-      </w:r>
-    </w:p>
-    <w:p>
-      <w:pPr>
-        <w:rPr>
-          <w:rFonts w:ascii="Lato" w:hAnsi="Lato"/>
-        </w:rPr>
-      </w:pPr>
-    </w:p>
-    <w:p>
-      <w:pPr>
-        <w:pStyle w:val="Heading1"/>
+      </w:pPr>
+      <w:r>
         <w:rPr>
           <w:rFonts w:ascii="Lato" w:hAnsi="Lato" w:cstheme="minorHAnsi"/>
           <w:sz w:val="26"/>
           <w:szCs w:val="26"/>
         </w:rPr>
-      </w:pPr>
+        <w:t>Scholarships</w:t>
+      </w:r>
       <w:r>
         <w:rPr>
           <w:rFonts w:ascii="Lato" w:hAnsi="Lato" w:cstheme="minorHAnsi"/>
           <w:sz w:val="26"/>
           <w:szCs w:val="26"/>
         </w:rPr>
-        <w:t>Skills</w:t>
-      </w:r>
-    </w:p>
-    <w:p>
-      <w:pPr>
-        <w:rPr>
-          <w:rFonts w:ascii="Lato" w:hAnsi="Lato" w:cstheme="minorHAnsi"/>
-        </w:rPr>
-      </w:pPr>
-    </w:p>
-    <w:p>
-      <w:pPr>
-        <w:rPr>
-          <w:rFonts w:ascii="Calibri Light" w:hAnsi="Calibri Light" w:cs="Calibri Light"/>
-          <w:sz w:val="22"/>
-          <w:szCs w:val="22"/>
-        </w:rPr>
-      </w:pPr>
-      <w:r>
-        <w:rPr>
-          <w:rFonts w:ascii="Calibri Light" w:hAnsi="Calibri Light" w:cs="Calibri Light"/>
-          <w:b/>
-          <w:bCs/>
-          <w:sz w:val="22"/>
-          <w:szCs w:val="22"/>
-        </w:rPr>
-        <w:t>Analysis</w:t>
-      </w:r>
-      <w:r>
-        <w:rPr>
-          <w:rFonts w:ascii="Calibri Light" w:hAnsi="Calibri Light" w:cs="Calibri Light"/>
-          <w:b/>
-          <w:bCs/>
-          <w:sz w:val="22"/>
-          <w:szCs w:val="22"/>
-        </w:rPr>
-        <w:t>:</w:t>
-      </w:r>
-      <w:r>
-        <w:rPr>
-          <w:rFonts w:ascii="Calibri Light" w:hAnsi="Calibri Light" w:cs="Calibri Light"/>
-          <w:sz w:val="22"/>
-          <w:szCs w:val="22"/>
-        </w:rPr>
         <w:t xml:space="preserve"> </w:t>
       </w:r>
       <w:r>
-        <w:rPr>
-          <w:rFonts w:ascii="Calibri Light" w:hAnsi="Calibri Light" w:cs="Calibri Light"/>
-          <w:sz w:val="22"/>
-          <w:szCs w:val="22"/>
-        </w:rPr>
-        <w:t>Py</w:t>
-      </w:r>
-      <w:r>
-        <w:rPr>
-          <w:rFonts w:ascii="Calibri Light" w:hAnsi="Calibri Light" w:cs="Calibri Light"/>
-          <w:sz w:val="22"/>
-          <w:szCs w:val="22"/>
-        </w:rPr>
-        <w:t>t</w:t>
-      </w:r>
-      <w:r>
-        <w:rPr>
-          <w:rFonts w:ascii="Calibri Light" w:hAnsi="Calibri Light" w:cs="Calibri Light"/>
-          <w:sz w:val="22"/>
-          <w:szCs w:val="22"/>
-        </w:rPr>
-        <w:t xml:space="preserve">hon, </w:t>
-      </w:r>
-      <w:r>
-        <w:rPr>
-          <w:rFonts w:ascii="Calibri Light" w:hAnsi="Calibri Light" w:cs="Calibri Light"/>
-          <w:sz w:val="22"/>
-          <w:szCs w:val="22"/>
-        </w:rPr>
-        <w:t xml:space="preserve">R, </w:t>
-      </w:r>
-      <w:r>
-        <w:rPr>
-          <w:rFonts w:ascii="Calibri Light" w:hAnsi="Calibri Light" w:cs="Calibri Light"/>
-          <w:sz w:val="22"/>
-          <w:szCs w:val="22"/>
-        </w:rPr>
-        <w:t xml:space="preserve">Stan, </w:t>
-      </w:r>
-      <w:proofErr w:type="spellStart"/>
-      <w:r>
-        <w:rPr>
-          <w:rFonts w:ascii="Calibri Light" w:hAnsi="Calibri Light" w:cs="Calibri Light"/>
-          <w:sz w:val="22"/>
-          <w:szCs w:val="22"/>
-        </w:rPr>
-        <w:t>M</w:t>
-      </w:r>
-      <w:r>
-        <w:rPr>
-          <w:rFonts w:ascii="Calibri Light" w:hAnsi="Calibri Light" w:cs="Calibri Light"/>
-          <w:sz w:val="22"/>
-          <w:szCs w:val="22"/>
-        </w:rPr>
-        <w:t>atlab</w:t>
-      </w:r>
-      <w:proofErr w:type="spellEnd"/>
-    </w:p>
-    <w:p>
-      <w:pPr>
-        <w:rPr>
-          <w:rFonts w:ascii="Calibri Light" w:hAnsi="Calibri Light" w:cs="Calibri Light"/>
-          <w:sz w:val="22"/>
-          <w:szCs w:val="22"/>
-        </w:rPr>
-      </w:pPr>
-    </w:p>
-    <w:p>
-      <w:pPr>
-        <w:rPr>
-          <w:rFonts w:ascii="Calibri Light" w:hAnsi="Calibri Light" w:cs="Calibri Light"/>
-          <w:sz w:val="22"/>
-          <w:szCs w:val="22"/>
-        </w:rPr>
-      </w:pPr>
-      <w:r>
-        <w:rPr>
-          <w:rFonts w:ascii="Calibri Light" w:hAnsi="Calibri Light" w:cs="Calibri Light"/>
-          <w:b/>
-          <w:bCs/>
-          <w:sz w:val="22"/>
-          <w:szCs w:val="22"/>
-        </w:rPr>
-        <w:t>Database</w:t>
-      </w:r>
-      <w:r>
-        <w:rPr>
-          <w:rFonts w:ascii="Calibri Light" w:hAnsi="Calibri Light" w:cs="Calibri Light"/>
-          <w:b/>
-          <w:bCs/>
-          <w:sz w:val="22"/>
-          <w:szCs w:val="22"/>
-        </w:rPr>
-        <w:t>:</w:t>
-      </w:r>
-      <w:r>
-        <w:rPr>
-          <w:rFonts w:ascii="Calibri Light" w:hAnsi="Calibri Light" w:cs="Calibri Light"/>
-          <w:sz w:val="22"/>
-          <w:szCs w:val="22"/>
-        </w:rPr>
-        <w:t xml:space="preserve"> </w:t>
-      </w:r>
-      <w:r>
-        <w:rPr>
-          <w:rFonts w:ascii="Calibri Light" w:hAnsi="Calibri Light" w:cs="Calibri Light"/>
-          <w:sz w:val="22"/>
-          <w:szCs w:val="22"/>
-        </w:rPr>
-        <w:t>RDBMS (PostgreSQL), Neo4J</w:t>
-      </w:r>
-    </w:p>
-    <w:p>
-      <w:pPr>
-        <w:rPr>
-          <w:rFonts w:ascii="Calibri Light" w:hAnsi="Calibri Light" w:cs="Calibri Light"/>
-          <w:b/>
-          <w:bCs/>
-          <w:sz w:val="22"/>
-          <w:szCs w:val="22"/>
-        </w:rPr>
-      </w:pPr>
-    </w:p>
-    <w:p>
-      <w:pPr>
-        <w:rPr>
-          <w:rFonts w:ascii="Calibri Light" w:hAnsi="Calibri Light" w:cs="Calibri Light"/>
-          <w:sz w:val="22"/>
-          <w:szCs w:val="22"/>
-        </w:rPr>
-      </w:pPr>
-      <w:r>
-        <w:rPr>
-          <w:rFonts w:ascii="Calibri Light" w:hAnsi="Calibri Light" w:cs="Calibri Light"/>
-          <w:b/>
-          <w:bCs/>
-          <w:sz w:val="22"/>
-          <w:szCs w:val="22"/>
-        </w:rPr>
-        <w:t>Neuroimaging:</w:t>
-      </w:r>
-      <w:r>
-        <w:rPr>
-          <w:rFonts w:ascii="Calibri Light" w:hAnsi="Calibri Light" w:cs="Calibri Light"/>
-          <w:sz w:val="22"/>
-          <w:szCs w:val="22"/>
-        </w:rPr>
-        <w:t xml:space="preserve"> SPM, </w:t>
-      </w:r>
-      <w:proofErr w:type="spellStart"/>
-      <w:r>
-        <w:rPr>
-          <w:rFonts w:ascii="Calibri Light" w:hAnsi="Calibri Light" w:cs="Calibri Light"/>
-          <w:sz w:val="22"/>
-          <w:szCs w:val="22"/>
-        </w:rPr>
-        <w:t>N</w:t>
-      </w:r>
-      <w:r>
-        <w:rPr>
-          <w:rFonts w:ascii="Calibri Light" w:hAnsi="Calibri Light" w:cs="Calibri Light"/>
-          <w:sz w:val="22"/>
-          <w:szCs w:val="22"/>
-        </w:rPr>
-        <w:t>ilearn</w:t>
-      </w:r>
-      <w:proofErr w:type="spellEnd"/>
-      <w:r>
-        <w:rPr>
-          <w:rFonts w:ascii="Calibri Light" w:hAnsi="Calibri Light" w:cs="Calibri Light"/>
-          <w:sz w:val="22"/>
-          <w:szCs w:val="22"/>
-        </w:rPr>
-        <w:t xml:space="preserve"> </w:t>
-      </w:r>
-    </w:p>
-    <w:p>
-      <w:pPr>
-        <w:rPr>
-          <w:rFonts w:ascii="Calibri Light" w:hAnsi="Calibri Light" w:cs="Calibri Light"/>
-          <w:sz w:val="22"/>
-          <w:szCs w:val="22"/>
-          <w:lang w:eastAsia="ko-KR"/>
-        </w:rPr>
-      </w:pPr>
-    </w:p>
-    <w:p>
-      <w:pPr>
-        <w:spacing w:line="360" w:lineRule="auto"/>
-        <w:rPr>
-          <w:rFonts w:ascii="Calibri Light" w:hAnsi="Calibri Light" w:cs="Calibri Light"/>
-          <w:sz w:val="22"/>
-          <w:szCs w:val="22"/>
-        </w:rPr>
-      </w:pPr>
-      <w:r>
-        <w:rPr>
-          <w:rFonts w:ascii="Calibri Light" w:hAnsi="Calibri Light" w:cs="Calibri Light"/>
-          <w:b/>
-          <w:bCs/>
-          <w:sz w:val="22"/>
-          <w:szCs w:val="22"/>
-        </w:rPr>
-        <w:t>Languages</w:t>
-      </w:r>
-      <w:r>
-        <w:rPr>
-          <w:rFonts w:ascii="Calibri Light" w:hAnsi="Calibri Light" w:cs="Calibri Light"/>
-          <w:b/>
-          <w:bCs/>
-          <w:sz w:val="22"/>
-          <w:szCs w:val="22"/>
-        </w:rPr>
-        <w:t xml:space="preserve">: </w:t>
-      </w:r>
-      <w:r>
-        <w:rPr>
-          <w:rFonts w:ascii="Calibri Light" w:hAnsi="Calibri Light" w:cs="Calibri Light"/>
-          <w:sz w:val="22"/>
-          <w:szCs w:val="22"/>
-        </w:rPr>
-        <w:t>Korean</w:t>
-      </w:r>
-      <w:r>
-        <w:rPr>
-          <w:rFonts w:ascii="Calibri Light" w:hAnsi="Calibri Light" w:cs="Calibri Light"/>
-          <w:sz w:val="22"/>
-          <w:szCs w:val="22"/>
-        </w:rPr>
-        <w:t xml:space="preserve"> </w:t>
-      </w:r>
-      <w:r>
-        <w:rPr>
-          <w:rFonts w:ascii="Calibri Light" w:hAnsi="Calibri Light" w:cs="Calibri Light"/>
-          <w:sz w:val="22"/>
-          <w:szCs w:val="22"/>
-        </w:rPr>
-        <w:t>(Native), English</w:t>
-      </w:r>
-    </w:p>
-    <w:p>
-      <w:pPr>
-        <w:pStyle w:val="Heading1"/>
         <w:rPr>
           <w:rFonts w:ascii="Lato" w:hAnsi="Lato" w:cstheme="minorHAnsi"/>
           <w:sz w:val="26"/>
           <w:szCs w:val="26"/>
         </w:rPr>
-      </w:pPr>
+        <w:t>a</w:t>
+      </w:r>
       <w:r>
         <w:rPr>
           <w:rFonts w:ascii="Lato" w:hAnsi="Lato" w:cstheme="minorHAnsi"/>
           <w:sz w:val="26"/>
           <w:szCs w:val="26"/>
         </w:rPr>
+        <w:t>nd Awards</w:t>
+      </w:r>
+    </w:p>
+    <w:p>
+      <w:pPr>
+        <w:tabs>
+          <w:tab w:val="right" w:pos="8640"/>
+        </w:tabs>
+        <w:rPr>
+          <w:rFonts w:ascii="Calibri Light" w:hAnsi="Calibri Light" w:cs="Calibri Light"/>
+          <w:b/>
+          <w:bCs/>
+          <w:sz w:val="22"/>
+          <w:szCs w:val="22"/>
+        </w:rPr>
+      </w:pPr>
+    </w:p>
+    <w:p>
+      <w:pPr>
+        <w:tabs>
+          <w:tab w:val="right" w:pos="8640"/>
+        </w:tabs>
+        <w:rPr>
+          <w:rFonts w:ascii="Calibri Light" w:hAnsi="Calibri Light" w:cs="Calibri Light"/>
+          <w:i/>
+          <w:iCs/>
+          <w:sz w:val="20"/>
+          <w:szCs w:val="20"/>
+          <w:lang w:eastAsia="ko-KR"/>
+        </w:rPr>
+      </w:pPr>
+      <w:r>
+        <w:rPr>
+          <w:rFonts w:ascii="Calibri Light" w:hAnsi="Calibri Light" w:cs="Calibri Light"/>
+          <w:b/>
+          <w:bCs/>
+          <w:sz w:val="22"/>
+          <w:szCs w:val="22"/>
+          <w:lang w:eastAsia="ko-KR"/>
+        </w:rPr>
+        <w:t xml:space="preserve">Excellence Award in </w:t>
+      </w:r>
+      <w:r>
+        <w:rPr>
+          <w:rFonts w:ascii="Calibri Light" w:hAnsi="Calibri Light" w:cs="Calibri Light"/>
+          <w:b/>
+          <w:bCs/>
+          <w:sz w:val="22"/>
+          <w:szCs w:val="22"/>
+        </w:rPr>
+        <w:t>Doctoral Colloquium</w:t>
+      </w:r>
+      <w:r>
+        <w:rPr>
+          <w:rFonts w:ascii="Calibri Light" w:hAnsi="Calibri Light" w:cs="Calibri Light"/>
+          <w:sz w:val="22"/>
+          <w:szCs w:val="22"/>
+        </w:rPr>
+        <w:tab/>
+      </w:r>
+      <w:r>
+        <w:rPr>
+          <w:rFonts w:ascii="Calibri Light" w:hAnsi="Calibri Light" w:cs="Calibri Light"/>
+          <w:i/>
+          <w:iCs/>
+          <w:sz w:val="20"/>
+          <w:szCs w:val="20"/>
+        </w:rPr>
+        <w:t>202</w:t>
+      </w:r>
+      <w:r>
+        <w:rPr>
+          <w:rFonts w:ascii="Calibri Light" w:hAnsi="Calibri Light" w:cs="Calibri Light"/>
+          <w:i/>
+          <w:iCs/>
+          <w:sz w:val="20"/>
+          <w:szCs w:val="20"/>
+        </w:rPr>
+        <w:t>3</w:t>
+      </w:r>
+      <w:r>
+        <w:rPr>
+          <w:rFonts w:ascii="Calibri Light" w:hAnsi="Calibri Light" w:cs="Calibri Light"/>
+          <w:i/>
+          <w:iCs/>
+          <w:sz w:val="20"/>
+          <w:szCs w:val="20"/>
+        </w:rPr>
+        <w:t>.0</w:t>
+      </w:r>
+      <w:r>
+        <w:rPr>
+          <w:rFonts w:ascii="Calibri Light" w:hAnsi="Calibri Light" w:cs="Calibri Light"/>
+          <w:i/>
+          <w:iCs/>
+          <w:sz w:val="20"/>
+          <w:szCs w:val="20"/>
+        </w:rPr>
+        <w:t>8</w:t>
+      </w:r>
+    </w:p>
+    <w:p>
+      <w:pPr>
+        <w:tabs>
+          <w:tab w:val="right" w:pos="8640"/>
+        </w:tabs>
+        <w:rPr>
+          <w:rFonts w:ascii="Calibri Light" w:hAnsi="Calibri Light" w:cs="Calibri Light"/>
+          <w:i/>
+          <w:iCs/>
+          <w:sz w:val="20"/>
+          <w:szCs w:val="20"/>
+        </w:rPr>
+      </w:pPr>
+      <w:r>
+        <w:rPr>
+          <w:rFonts w:ascii="Calibri Light" w:hAnsi="Calibri Light" w:cs="Calibri Light"/>
+          <w:i/>
+          <w:iCs/>
+          <w:sz w:val="20"/>
+          <w:szCs w:val="20"/>
+          <w:lang w:eastAsia="ko-KR"/>
+        </w:rPr>
+        <w:t>2023 Annual Conference of the Korean Psychological Association</w:t>
+      </w:r>
+    </w:p>
+    <w:p>
+      <w:pPr>
+        <w:tabs>
+          <w:tab w:val="right" w:pos="8640"/>
+        </w:tabs>
+        <w:rPr>
+          <w:rFonts w:ascii="Calibri Light" w:hAnsi="Calibri Light" w:cs="Calibri Light"/>
+          <w:b/>
+          <w:bCs/>
+          <w:sz w:val="22"/>
+          <w:szCs w:val="22"/>
+        </w:rPr>
+      </w:pPr>
+    </w:p>
+    <w:p>
+      <w:pPr>
+        <w:tabs>
+          <w:tab w:val="right" w:pos="8640"/>
+        </w:tabs>
+        <w:rPr>
+          <w:rFonts w:ascii="Calibri Light" w:hAnsi="Calibri Light" w:cs="Calibri Light"/>
+          <w:i/>
+          <w:iCs/>
+          <w:sz w:val="20"/>
+          <w:szCs w:val="20"/>
+          <w:lang w:eastAsia="ko-KR"/>
+        </w:rPr>
+      </w:pPr>
+      <w:r>
+        <w:rPr>
+          <w:rFonts w:ascii="Calibri Light" w:hAnsi="Calibri Light" w:cs="Calibri Light"/>
+          <w:b/>
+          <w:bCs/>
+          <w:sz w:val="22"/>
+          <w:szCs w:val="22"/>
+        </w:rPr>
+        <w:t>SNU Graduate Scholarship for Basic Science Research</w:t>
+      </w:r>
+      <w:r>
+        <w:rPr>
+          <w:rFonts w:ascii="Calibri Light" w:hAnsi="Calibri Light" w:cs="Calibri Light"/>
+          <w:sz w:val="22"/>
+          <w:szCs w:val="22"/>
+        </w:rPr>
+        <w:tab/>
+      </w:r>
+      <w:r>
+        <w:rPr>
+          <w:rFonts w:ascii="Calibri Light" w:hAnsi="Calibri Light" w:cs="Calibri Light"/>
+          <w:i/>
+          <w:iCs/>
+          <w:sz w:val="20"/>
+          <w:szCs w:val="20"/>
+        </w:rPr>
+        <w:t xml:space="preserve">2020.03 ~ </w:t>
+      </w:r>
+      <w:r>
+        <w:rPr>
+          <w:rFonts w:ascii="Calibri Light" w:hAnsi="Calibri Light" w:cs="Calibri Light"/>
+          <w:i/>
+          <w:iCs/>
+          <w:sz w:val="20"/>
+          <w:szCs w:val="20"/>
+          <w:lang w:eastAsia="ko-KR"/>
+        </w:rPr>
+        <w:t>20</w:t>
+      </w:r>
+      <w:r>
+        <w:rPr>
+          <w:rFonts w:ascii="Calibri Light" w:hAnsi="Calibri Light" w:cs="Calibri Light"/>
+          <w:i/>
+          <w:iCs/>
+          <w:sz w:val="20"/>
+          <w:szCs w:val="20"/>
+          <w:lang w:eastAsia="ko-KR"/>
+        </w:rPr>
+        <w:t>21</w:t>
+      </w:r>
+      <w:r>
+        <w:rPr>
+          <w:rFonts w:ascii="Calibri Light" w:hAnsi="Calibri Light" w:cs="Calibri Light"/>
+          <w:i/>
+          <w:iCs/>
+          <w:sz w:val="20"/>
+          <w:szCs w:val="20"/>
+          <w:lang w:eastAsia="ko-KR"/>
+        </w:rPr>
+        <w:t>.02</w:t>
+      </w:r>
+    </w:p>
+    <w:p>
+      <w:pPr>
+        <w:tabs>
+          <w:tab w:val="right" w:pos="8640"/>
+        </w:tabs>
+        <w:rPr>
+          <w:rFonts w:ascii="Calibri Light" w:hAnsi="Calibri Light" w:cs="Calibri Light"/>
+          <w:i/>
+          <w:iCs/>
+          <w:sz w:val="20"/>
+          <w:szCs w:val="20"/>
+        </w:rPr>
+      </w:pPr>
+      <w:r>
+        <w:rPr>
+          <w:rFonts w:ascii="Calibri Light" w:hAnsi="Calibri Light" w:cs="Calibri Light"/>
+          <w:i/>
+          <w:iCs/>
+          <w:sz w:val="20"/>
+          <w:szCs w:val="20"/>
+        </w:rPr>
+        <w:t>Seoul National University</w:t>
+      </w:r>
+    </w:p>
+    <w:p>
+      <w:pPr>
+        <w:tabs>
+          <w:tab w:val="right" w:pos="8640"/>
+        </w:tabs>
+        <w:rPr>
+          <w:rFonts w:ascii="Calibri Light" w:hAnsi="Calibri Light" w:cs="Calibri Light"/>
+          <w:b/>
+          <w:bCs/>
+          <w:sz w:val="22"/>
+          <w:szCs w:val="22"/>
+        </w:rPr>
+      </w:pPr>
+    </w:p>
+    <w:p>
+      <w:pPr>
+        <w:tabs>
+          <w:tab w:val="right" w:pos="8640"/>
+        </w:tabs>
+        <w:rPr>
+          <w:rFonts w:ascii="Calibri Light" w:hAnsi="Calibri Light" w:cs="Calibri Light"/>
+          <w:i/>
+          <w:iCs/>
+          <w:sz w:val="20"/>
+          <w:szCs w:val="20"/>
+        </w:rPr>
+      </w:pPr>
+      <w:r>
+        <w:rPr>
+          <w:rFonts w:ascii="Calibri Light" w:hAnsi="Calibri Light" w:cs="Calibri Light"/>
+          <w:b/>
+          <w:bCs/>
+          <w:sz w:val="22"/>
+          <w:szCs w:val="22"/>
+        </w:rPr>
+        <w:t>Graduation with honors (Summa cum laude)</w:t>
+      </w:r>
+      <w:r>
+        <w:rPr>
+          <w:rFonts w:ascii="Calibri Light" w:hAnsi="Calibri Light" w:cs="Calibri Light"/>
+          <w:sz w:val="22"/>
+          <w:szCs w:val="22"/>
+        </w:rPr>
+        <w:tab/>
+      </w:r>
+      <w:r>
+        <w:rPr>
+          <w:rFonts w:ascii="Calibri Light" w:hAnsi="Calibri Light" w:cs="Calibri Light"/>
+          <w:i/>
+          <w:iCs/>
+          <w:sz w:val="20"/>
+          <w:szCs w:val="20"/>
+        </w:rPr>
+        <w:t>2019</w:t>
+      </w:r>
+      <w:r>
+        <w:rPr>
+          <w:rFonts w:ascii="Calibri Light" w:hAnsi="Calibri Light" w:cs="Calibri Light"/>
+          <w:i/>
+          <w:iCs/>
+          <w:sz w:val="20"/>
+          <w:szCs w:val="20"/>
+        </w:rPr>
+        <w:t>.08</w:t>
+      </w:r>
+    </w:p>
+    <w:p>
+      <w:pPr>
+        <w:tabs>
+          <w:tab w:val="right" w:pos="8640"/>
+        </w:tabs>
+        <w:rPr>
+          <w:rFonts w:ascii="Calibri Light" w:hAnsi="Calibri Light" w:cs="Calibri Light"/>
+          <w:i/>
+          <w:iCs/>
+          <w:sz w:val="20"/>
+          <w:szCs w:val="20"/>
+        </w:rPr>
+      </w:pPr>
+      <w:r>
+        <w:rPr>
+          <w:rFonts w:ascii="Calibri Light" w:hAnsi="Calibri Light" w:cs="Calibri Light"/>
+          <w:i/>
+          <w:iCs/>
+          <w:sz w:val="20"/>
+          <w:szCs w:val="20"/>
+        </w:rPr>
+        <w:t>Seoul National University</w:t>
+      </w:r>
+    </w:p>
+    <w:p>
+      <w:pPr>
+        <w:tabs>
+          <w:tab w:val="right" w:pos="8640"/>
+        </w:tabs>
+        <w:rPr>
+          <w:rFonts w:ascii="Calibri Light" w:hAnsi="Calibri Light" w:cs="Calibri Light"/>
+          <w:sz w:val="22"/>
+          <w:szCs w:val="22"/>
+        </w:rPr>
+      </w:pPr>
+    </w:p>
+    <w:p>
+      <w:pPr>
+        <w:tabs>
+          <w:tab w:val="right" w:pos="8640"/>
+        </w:tabs>
+        <w:rPr>
+          <w:rFonts w:ascii="Calibri Light" w:hAnsi="Calibri Light" w:cs="Calibri Light"/>
+          <w:i/>
+          <w:iCs/>
+          <w:sz w:val="20"/>
+          <w:szCs w:val="20"/>
+        </w:rPr>
+      </w:pPr>
+      <w:r>
+        <w:rPr>
+          <w:rFonts w:ascii="Calibri Light" w:hAnsi="Calibri Light" w:cs="Calibri Light"/>
+          <w:b/>
+          <w:bCs/>
+          <w:sz w:val="22"/>
+          <w:szCs w:val="22"/>
+        </w:rPr>
+        <w:t xml:space="preserve">Poster </w:t>
+      </w:r>
+      <w:r>
+        <w:rPr>
+          <w:rFonts w:ascii="Calibri Light" w:hAnsi="Calibri Light" w:cs="Calibri Light"/>
+          <w:b/>
+          <w:bCs/>
+          <w:sz w:val="22"/>
+          <w:szCs w:val="22"/>
+        </w:rPr>
+        <w:t>A</w:t>
+      </w:r>
+      <w:r>
+        <w:rPr>
+          <w:rFonts w:ascii="Calibri Light" w:hAnsi="Calibri Light" w:cs="Calibri Light"/>
+          <w:b/>
+          <w:bCs/>
+          <w:sz w:val="22"/>
+          <w:szCs w:val="22"/>
+        </w:rPr>
+        <w:t xml:space="preserve">ward at </w:t>
+      </w:r>
+      <w:r>
+        <w:rPr>
+          <w:rFonts w:ascii="Calibri Light" w:hAnsi="Calibri Light" w:cs="Calibri Light"/>
+          <w:b/>
+          <w:bCs/>
+          <w:sz w:val="22"/>
+          <w:szCs w:val="22"/>
+        </w:rPr>
+        <w:t>Brain</w:t>
+      </w:r>
+      <w:r>
+        <w:rPr>
+          <w:rFonts w:ascii="Calibri Light" w:hAnsi="Calibri Light" w:cs="Calibri Light"/>
+          <w:b/>
+          <w:bCs/>
+          <w:sz w:val="22"/>
+          <w:szCs w:val="22"/>
+        </w:rPr>
+        <w:t>-</w:t>
+      </w:r>
+      <w:r>
+        <w:rPr>
+          <w:rFonts w:ascii="Calibri Light" w:hAnsi="Calibri Light" w:cs="Calibri Light"/>
+          <w:b/>
+          <w:bCs/>
+          <w:sz w:val="22"/>
+          <w:szCs w:val="22"/>
+        </w:rPr>
+        <w:t>Mind</w:t>
+      </w:r>
+      <w:r>
+        <w:rPr>
+          <w:rFonts w:ascii="Calibri Light" w:hAnsi="Calibri Light" w:cs="Calibri Light"/>
+          <w:b/>
+          <w:bCs/>
+          <w:sz w:val="22"/>
+          <w:szCs w:val="22"/>
+        </w:rPr>
+        <w:t>-</w:t>
+      </w:r>
+      <w:r>
+        <w:rPr>
+          <w:rFonts w:ascii="Calibri Light" w:hAnsi="Calibri Light" w:cs="Calibri Light"/>
+          <w:b/>
+          <w:bCs/>
+          <w:sz w:val="22"/>
+          <w:szCs w:val="22"/>
+        </w:rPr>
+        <w:t>Behavior poster presentation</w:t>
+      </w:r>
+      <w:r>
+        <w:rPr>
+          <w:rFonts w:ascii="Calibri Light" w:hAnsi="Calibri Light" w:cs="Calibri Light"/>
+          <w:sz w:val="22"/>
+          <w:szCs w:val="22"/>
+        </w:rPr>
+        <w:t xml:space="preserve"> </w:t>
+      </w:r>
+      <w:r>
+        <w:rPr>
+          <w:rFonts w:ascii="Calibri Light" w:hAnsi="Calibri Light" w:cs="Calibri Light"/>
+          <w:sz w:val="22"/>
+          <w:szCs w:val="22"/>
+        </w:rPr>
+        <w:tab/>
+      </w:r>
+      <w:r>
+        <w:rPr>
+          <w:rFonts w:ascii="Calibri Light" w:hAnsi="Calibri Light" w:cs="Calibri Light"/>
+          <w:i/>
+          <w:iCs/>
+          <w:sz w:val="20"/>
+          <w:szCs w:val="20"/>
+        </w:rPr>
+        <w:t>2018.12</w:t>
+      </w:r>
+    </w:p>
+    <w:p>
+      <w:pPr>
+        <w:tabs>
+          <w:tab w:val="right" w:pos="8640"/>
+        </w:tabs>
+        <w:rPr>
+          <w:rFonts w:ascii="Calibri Light" w:hAnsi="Calibri Light" w:cs="Calibri Light"/>
+          <w:i/>
+          <w:iCs/>
+          <w:sz w:val="20"/>
+          <w:szCs w:val="20"/>
+        </w:rPr>
+      </w:pPr>
+      <w:r>
+        <w:rPr>
+          <w:rFonts w:ascii="Calibri Light" w:hAnsi="Calibri Light" w:cs="Calibri Light"/>
+          <w:i/>
+          <w:iCs/>
+          <w:sz w:val="20"/>
+          <w:szCs w:val="20"/>
+        </w:rPr>
+        <w:t>Seoul National University</w:t>
+      </w:r>
+    </w:p>
+    <w:p>
+      <w:pPr>
+        <w:tabs>
+          <w:tab w:val="right" w:pos="8640"/>
+        </w:tabs>
+        <w:rPr>
+          <w:rFonts w:ascii="Calibri Light" w:hAnsi="Calibri Light" w:cs="Calibri Light"/>
+          <w:sz w:val="22"/>
+          <w:szCs w:val="22"/>
+        </w:rPr>
+      </w:pPr>
+    </w:p>
+    <w:p>
+      <w:pPr>
+        <w:tabs>
+          <w:tab w:val="right" w:pos="8640"/>
+        </w:tabs>
+        <w:rPr>
+          <w:rFonts w:ascii="Calibri Light" w:hAnsi="Calibri Light" w:cs="Calibri Light"/>
+          <w:i/>
+          <w:iCs/>
+          <w:sz w:val="20"/>
+          <w:szCs w:val="20"/>
+        </w:rPr>
+      </w:pPr>
+      <w:r>
+        <w:rPr>
+          <w:rFonts w:ascii="Calibri Light" w:hAnsi="Calibri Light" w:cs="Calibri Light"/>
+          <w:b/>
+          <w:bCs/>
+          <w:sz w:val="22"/>
+          <w:szCs w:val="22"/>
+        </w:rPr>
+        <w:t>Superior Academic Performance undergraduate scholarship</w:t>
+      </w:r>
+      <w:r>
+        <w:rPr>
+          <w:rFonts w:ascii="Calibri Light" w:hAnsi="Calibri Light" w:cs="Calibri Light"/>
+          <w:sz w:val="22"/>
+          <w:szCs w:val="22"/>
+        </w:rPr>
+        <w:t xml:space="preserve"> </w:t>
+      </w:r>
+      <w:r>
+        <w:rPr>
+          <w:rFonts w:ascii="Calibri Light" w:hAnsi="Calibri Light" w:cs="Calibri Light"/>
+          <w:sz w:val="22"/>
+          <w:szCs w:val="22"/>
+        </w:rPr>
+        <w:tab/>
+      </w:r>
+      <w:r>
+        <w:rPr>
+          <w:rFonts w:ascii="Calibri Light" w:hAnsi="Calibri Light" w:cs="Calibri Light"/>
+          <w:i/>
+          <w:iCs/>
+          <w:sz w:val="20"/>
+          <w:szCs w:val="20"/>
+        </w:rPr>
+        <w:t>201</w:t>
+      </w:r>
+      <w:r>
+        <w:rPr>
+          <w:rFonts w:ascii="Calibri Light" w:hAnsi="Calibri Light" w:cs="Calibri Light"/>
+          <w:i/>
+          <w:iCs/>
+          <w:sz w:val="20"/>
+          <w:szCs w:val="20"/>
+        </w:rPr>
+        <w:t>8</w:t>
+      </w:r>
+      <w:r>
+        <w:rPr>
+          <w:rFonts w:ascii="Calibri Light" w:hAnsi="Calibri Light" w:cs="Calibri Light"/>
+          <w:i/>
+          <w:iCs/>
+          <w:sz w:val="20"/>
+          <w:szCs w:val="20"/>
+        </w:rPr>
+        <w:t>.0</w:t>
+      </w:r>
+      <w:r>
+        <w:rPr>
+          <w:rFonts w:ascii="Calibri Light" w:hAnsi="Calibri Light" w:cs="Calibri Light"/>
+          <w:i/>
+          <w:iCs/>
+          <w:sz w:val="20"/>
+          <w:szCs w:val="20"/>
+        </w:rPr>
+        <w:t>8 ~ 2019.08</w:t>
+      </w:r>
+    </w:p>
+    <w:p>
+      <w:pPr>
+        <w:tabs>
+          <w:tab w:val="right" w:pos="8640"/>
+        </w:tabs>
+        <w:rPr>
+          <w:rFonts w:ascii="Calibri Light" w:hAnsi="Calibri Light" w:cs="Calibri Light"/>
+          <w:i/>
+          <w:iCs/>
+          <w:sz w:val="20"/>
+          <w:szCs w:val="20"/>
+        </w:rPr>
+      </w:pPr>
+      <w:r>
+        <w:rPr>
+          <w:rFonts w:ascii="Calibri Light" w:hAnsi="Calibri Light" w:cs="Calibri Light"/>
+          <w:i/>
+          <w:iCs/>
+          <w:sz w:val="20"/>
+          <w:szCs w:val="20"/>
+        </w:rPr>
+        <w:t>Seoul National University</w:t>
+      </w:r>
+    </w:p>
+    <w:p>
+      <w:pPr>
+        <w:tabs>
+          <w:tab w:val="right" w:pos="8640"/>
+        </w:tabs>
+        <w:rPr>
+          <w:rFonts w:ascii="Calibri Light" w:hAnsi="Calibri Light" w:cs="Calibri Light"/>
+          <w:sz w:val="22"/>
+          <w:szCs w:val="22"/>
+        </w:rPr>
+      </w:pPr>
+    </w:p>
+    <w:p>
+      <w:pPr>
+        <w:tabs>
+          <w:tab w:val="right" w:pos="8640"/>
+        </w:tabs>
+        <w:rPr>
+          <w:rFonts w:ascii="Calibri Light" w:hAnsi="Calibri Light" w:cs="Calibri Light"/>
+          <w:i/>
+          <w:iCs/>
+          <w:sz w:val="20"/>
+          <w:szCs w:val="20"/>
+        </w:rPr>
+      </w:pPr>
+      <w:r>
+        <w:rPr>
+          <w:rFonts w:ascii="Calibri Light" w:hAnsi="Calibri Light" w:cs="Calibri Light"/>
+          <w:b/>
+          <w:bCs/>
+          <w:sz w:val="22"/>
+          <w:szCs w:val="22"/>
+        </w:rPr>
+        <w:t xml:space="preserve">Superior Academic Performance undergraduate scholarship </w:t>
+      </w:r>
+      <w:r>
+        <w:rPr>
+          <w:rFonts w:ascii="Calibri Light" w:hAnsi="Calibri Light" w:cs="Calibri Light"/>
+          <w:sz w:val="22"/>
+          <w:szCs w:val="22"/>
+        </w:rPr>
+        <w:tab/>
+      </w:r>
+      <w:r>
+        <w:rPr>
+          <w:rFonts w:ascii="Calibri Light" w:hAnsi="Calibri Light" w:cs="Calibri Light"/>
+          <w:i/>
+          <w:iCs/>
+          <w:sz w:val="20"/>
+          <w:szCs w:val="20"/>
+        </w:rPr>
+        <w:t>2015.08 ~ 2017.12</w:t>
+      </w:r>
+    </w:p>
+    <w:p>
+      <w:pPr>
+        <w:tabs>
+          <w:tab w:val="right" w:pos="8640"/>
+        </w:tabs>
+        <w:rPr>
+          <w:rFonts w:ascii="Calibri Light" w:hAnsi="Calibri Light" w:cs="Calibri Light"/>
+          <w:i/>
+          <w:iCs/>
+          <w:sz w:val="20"/>
+          <w:szCs w:val="20"/>
+        </w:rPr>
+      </w:pPr>
+      <w:r>
+        <w:rPr>
+          <w:rFonts w:ascii="Calibri Light" w:hAnsi="Calibri Light" w:cs="Calibri Light"/>
+          <w:i/>
+          <w:iCs/>
+          <w:sz w:val="20"/>
+          <w:szCs w:val="20"/>
+        </w:rPr>
+        <w:t>Seoul National University</w:t>
+      </w:r>
+    </w:p>
+    <w:p>
+      <w:pPr>
+        <w:rPr>
+          <w:rFonts w:ascii="Lato" w:hAnsi="Lato"/>
+        </w:rPr>
+      </w:pPr>
+    </w:p>
+    <w:p>
+      <w:pPr>
+        <w:pStyle w:val="Heading1"/>
+        <w:rPr>
+          <w:rFonts w:ascii="Lato" w:hAnsi="Lato" w:cstheme="minorHAnsi"/>
+          <w:sz w:val="26"/>
+          <w:szCs w:val="26"/>
+        </w:rPr>
+      </w:pPr>
+      <w:r>
+        <w:rPr>
+          <w:rFonts w:ascii="Lato" w:hAnsi="Lato" w:cstheme="minorHAnsi"/>
+          <w:sz w:val="26"/>
+          <w:szCs w:val="26"/>
+        </w:rPr>
+        <w:t>Skills</w:t>
+      </w:r>
+    </w:p>
+    <w:p>
+      <w:pPr>
+        <w:rPr>
+          <w:rFonts w:ascii="Lato" w:hAnsi="Lato" w:cstheme="minorHAnsi"/>
+        </w:rPr>
+      </w:pPr>
+    </w:p>
+    <w:p>
+      <w:pPr>
+        <w:rPr>
+          <w:rFonts w:ascii="Calibri Light" w:hAnsi="Calibri Light" w:cs="Calibri Light"/>
+          <w:sz w:val="22"/>
+          <w:szCs w:val="22"/>
+        </w:rPr>
+      </w:pPr>
+      <w:r>
+        <w:rPr>
+          <w:rFonts w:ascii="Calibri Light" w:hAnsi="Calibri Light" w:cs="Calibri Light"/>
+          <w:b/>
+          <w:bCs/>
+          <w:sz w:val="22"/>
+          <w:szCs w:val="22"/>
+        </w:rPr>
+        <w:t>Analysis</w:t>
+      </w:r>
+      <w:r>
+        <w:rPr>
+          <w:rFonts w:ascii="Calibri Light" w:hAnsi="Calibri Light" w:cs="Calibri Light"/>
+          <w:b/>
+          <w:bCs/>
+          <w:sz w:val="22"/>
+          <w:szCs w:val="22"/>
+        </w:rPr>
+        <w:t>:</w:t>
+      </w:r>
+      <w:r>
+        <w:rPr>
+          <w:rFonts w:ascii="Calibri Light" w:hAnsi="Calibri Light" w:cs="Calibri Light"/>
+          <w:sz w:val="22"/>
+          <w:szCs w:val="22"/>
+        </w:rPr>
+        <w:t xml:space="preserve"> </w:t>
+      </w:r>
+      <w:r>
+        <w:rPr>
+          <w:rFonts w:ascii="Calibri Light" w:hAnsi="Calibri Light" w:cs="Calibri Light"/>
+          <w:sz w:val="22"/>
+          <w:szCs w:val="22"/>
+        </w:rPr>
+        <w:t>Py</w:t>
+      </w:r>
+      <w:r>
+        <w:rPr>
+          <w:rFonts w:ascii="Calibri Light" w:hAnsi="Calibri Light" w:cs="Calibri Light"/>
+          <w:sz w:val="22"/>
+          <w:szCs w:val="22"/>
+        </w:rPr>
+        <w:t>t</w:t>
+      </w:r>
+      <w:r>
+        <w:rPr>
+          <w:rFonts w:ascii="Calibri Light" w:hAnsi="Calibri Light" w:cs="Calibri Light"/>
+          <w:sz w:val="22"/>
+          <w:szCs w:val="22"/>
+        </w:rPr>
+        <w:t xml:space="preserve">hon, </w:t>
+      </w:r>
+      <w:r>
+        <w:rPr>
+          <w:rFonts w:ascii="Calibri Light" w:hAnsi="Calibri Light" w:cs="Calibri Light"/>
+          <w:sz w:val="22"/>
+          <w:szCs w:val="22"/>
+        </w:rPr>
+        <w:t xml:space="preserve">R, </w:t>
+      </w:r>
+      <w:r>
+        <w:rPr>
+          <w:rFonts w:ascii="Calibri Light" w:hAnsi="Calibri Light" w:cs="Calibri Light"/>
+          <w:sz w:val="22"/>
+          <w:szCs w:val="22"/>
+        </w:rPr>
+        <w:t xml:space="preserve">Stan, </w:t>
+      </w:r>
+      <w:proofErr w:type="spellStart"/>
+      <w:r>
+        <w:rPr>
+          <w:rFonts w:ascii="Calibri Light" w:hAnsi="Calibri Light" w:cs="Calibri Light"/>
+          <w:sz w:val="22"/>
+          <w:szCs w:val="22"/>
+        </w:rPr>
+        <w:t>M</w:t>
+      </w:r>
+      <w:r>
+        <w:rPr>
+          <w:rFonts w:ascii="Calibri Light" w:hAnsi="Calibri Light" w:cs="Calibri Light"/>
+          <w:sz w:val="22"/>
+          <w:szCs w:val="22"/>
+        </w:rPr>
+        <w:t>atlab</w:t>
+      </w:r>
+      <w:proofErr w:type="spellEnd"/>
+    </w:p>
+    <w:p>
+      <w:pPr>
+        <w:rPr>
+          <w:rFonts w:ascii="Calibri Light" w:hAnsi="Calibri Light" w:cs="Calibri Light"/>
+          <w:sz w:val="22"/>
+          <w:szCs w:val="22"/>
+        </w:rPr>
+      </w:pPr>
+    </w:p>
+    <w:p>
+      <w:pPr>
+        <w:rPr>
+          <w:rFonts w:ascii="Calibri Light" w:hAnsi="Calibri Light" w:cs="Calibri Light"/>
+          <w:sz w:val="22"/>
+          <w:szCs w:val="22"/>
+        </w:rPr>
+      </w:pPr>
+      <w:r>
+        <w:rPr>
+          <w:rFonts w:ascii="Calibri Light" w:hAnsi="Calibri Light" w:cs="Calibri Light"/>
+          <w:b/>
+          <w:bCs/>
+          <w:sz w:val="22"/>
+          <w:szCs w:val="22"/>
+        </w:rPr>
+        <w:t>Database</w:t>
+      </w:r>
+      <w:r>
+        <w:rPr>
+          <w:rFonts w:ascii="Calibri Light" w:hAnsi="Calibri Light" w:cs="Calibri Light"/>
+          <w:b/>
+          <w:bCs/>
+          <w:sz w:val="22"/>
+          <w:szCs w:val="22"/>
+        </w:rPr>
+        <w:t>:</w:t>
+      </w:r>
+      <w:r>
+        <w:rPr>
+          <w:rFonts w:ascii="Calibri Light" w:hAnsi="Calibri Light" w:cs="Calibri Light"/>
+          <w:sz w:val="22"/>
+          <w:szCs w:val="22"/>
+        </w:rPr>
+        <w:t xml:space="preserve"> </w:t>
+      </w:r>
+      <w:r>
+        <w:rPr>
+          <w:rFonts w:ascii="Calibri Light" w:hAnsi="Calibri Light" w:cs="Calibri Light"/>
+          <w:sz w:val="22"/>
+          <w:szCs w:val="22"/>
+        </w:rPr>
+        <w:t>RDBMS (PostgreSQL), Neo4J</w:t>
+      </w:r>
+    </w:p>
+    <w:p>
+      <w:pPr>
+        <w:rPr>
+          <w:rFonts w:ascii="Calibri Light" w:hAnsi="Calibri Light" w:cs="Calibri Light"/>
+          <w:b/>
+          <w:bCs/>
+          <w:sz w:val="22"/>
+          <w:szCs w:val="22"/>
+        </w:rPr>
+      </w:pPr>
+    </w:p>
+    <w:p>
+      <w:pPr>
+        <w:rPr>
+          <w:rFonts w:ascii="Calibri Light" w:hAnsi="Calibri Light" w:cs="Calibri Light"/>
+          <w:sz w:val="22"/>
+          <w:szCs w:val="22"/>
+        </w:rPr>
+      </w:pPr>
+      <w:r>
+        <w:rPr>
+          <w:rFonts w:ascii="Calibri Light" w:hAnsi="Calibri Light" w:cs="Calibri Light"/>
+          <w:b/>
+          <w:bCs/>
+          <w:sz w:val="22"/>
+          <w:szCs w:val="22"/>
+        </w:rPr>
+        <w:t>Neuroimaging:</w:t>
+      </w:r>
+      <w:r>
+        <w:rPr>
+          <w:rFonts w:ascii="Calibri Light" w:hAnsi="Calibri Light" w:cs="Calibri Light"/>
+          <w:sz w:val="22"/>
+          <w:szCs w:val="22"/>
+        </w:rPr>
+        <w:t xml:space="preserve"> SPM, </w:t>
+      </w:r>
+      <w:proofErr w:type="spellStart"/>
+      <w:r>
+        <w:rPr>
+          <w:rFonts w:ascii="Calibri Light" w:hAnsi="Calibri Light" w:cs="Calibri Light"/>
+          <w:sz w:val="22"/>
+          <w:szCs w:val="22"/>
+        </w:rPr>
+        <w:t>N</w:t>
+      </w:r>
+      <w:r>
+        <w:rPr>
+          <w:rFonts w:ascii="Calibri Light" w:hAnsi="Calibri Light" w:cs="Calibri Light"/>
+          <w:sz w:val="22"/>
+          <w:szCs w:val="22"/>
+        </w:rPr>
+        <w:t>ilearn</w:t>
+      </w:r>
+      <w:proofErr w:type="spellEnd"/>
+      <w:r>
+        <w:rPr>
+          <w:rFonts w:ascii="Calibri Light" w:hAnsi="Calibri Light" w:cs="Calibri Light"/>
+          <w:sz w:val="22"/>
+          <w:szCs w:val="22"/>
+        </w:rPr>
+        <w:t xml:space="preserve"> </w:t>
+      </w:r>
+    </w:p>
+    <w:p>
+      <w:pPr>
+        <w:rPr>
+          <w:rFonts w:ascii="Calibri Light" w:hAnsi="Calibri Light" w:cs="Calibri Light"/>
+          <w:sz w:val="22"/>
+          <w:szCs w:val="22"/>
+          <w:lang w:eastAsia="ko-KR"/>
+        </w:rPr>
+      </w:pPr>
+    </w:p>
+    <w:p>
+      <w:pPr>
+        <w:spacing w:line="360" w:lineRule="auto"/>
+        <w:rPr>
+          <w:rFonts w:ascii="Calibri Light" w:hAnsi="Calibri Light" w:cs="Calibri Light"/>
+          <w:sz w:val="22"/>
+          <w:szCs w:val="22"/>
+        </w:rPr>
+      </w:pPr>
+      <w:r>
+        <w:rPr>
+          <w:rFonts w:ascii="Calibri Light" w:hAnsi="Calibri Light" w:cs="Calibri Light"/>
+          <w:b/>
+          <w:bCs/>
+          <w:sz w:val="22"/>
+          <w:szCs w:val="22"/>
+        </w:rPr>
+        <w:t>Languages</w:t>
+      </w:r>
+      <w:r>
+        <w:rPr>
+          <w:rFonts w:ascii="Calibri Light" w:hAnsi="Calibri Light" w:cs="Calibri Light"/>
+          <w:b/>
+          <w:bCs/>
+          <w:sz w:val="22"/>
+          <w:szCs w:val="22"/>
+        </w:rPr>
+        <w:t xml:space="preserve">: </w:t>
+      </w:r>
+      <w:r>
+        <w:rPr>
+          <w:rFonts w:ascii="Calibri Light" w:hAnsi="Calibri Light" w:cs="Calibri Light"/>
+          <w:sz w:val="22"/>
+          <w:szCs w:val="22"/>
+        </w:rPr>
+        <w:t>Korean</w:t>
+      </w:r>
+      <w:r>
+        <w:rPr>
+          <w:rFonts w:ascii="Calibri Light" w:hAnsi="Calibri Light" w:cs="Calibri Light"/>
+          <w:sz w:val="22"/>
+          <w:szCs w:val="22"/>
+        </w:rPr>
+        <w:t xml:space="preserve"> </w:t>
+      </w:r>
+      <w:r>
+        <w:rPr>
+          <w:rFonts w:ascii="Calibri Light" w:hAnsi="Calibri Light" w:cs="Calibri Light"/>
+          <w:sz w:val="22"/>
+          <w:szCs w:val="22"/>
+        </w:rPr>
+        <w:t>(Native), English</w:t>
+      </w:r>
+    </w:p>
+    <w:p>
+      <w:pPr>
+        <w:pStyle w:val="Heading1"/>
+        <w:rPr>
+          <w:rFonts w:ascii="Lato" w:hAnsi="Lato" w:cstheme="minorHAnsi"/>
+          <w:sz w:val="26"/>
+          <w:szCs w:val="26"/>
+        </w:rPr>
+      </w:pPr>
+      <w:r>
+        <w:rPr>
+          <w:rFonts w:ascii="Lato" w:hAnsi="Lato" w:cstheme="minorHAnsi"/>
+          <w:sz w:val="26"/>
+          <w:szCs w:val="26"/>
+        </w:rPr>
+        <w:lastRenderedPageBreak/>
         <w:t>References</w:t>
       </w:r>
     </w:p>
@@ -6033,11 +6923,8 @@
     <w:p>
       <w:pPr>
         <w:rPr>
-          <w:rFonts w:ascii="Calibri Light" w:hAnsi="Calibri Light" w:cs="Calibri Light"/>
-          <w:i/>
-          <w:iCs/>
-          <w:sz w:val="20"/>
-          <w:szCs w:val="20"/>
+          <w:sz w:val="32"/>
+          <w:szCs w:val="32"/>
         </w:rPr>
       </w:pPr>
     </w:p>
@@ -6093,7 +6980,7 @@
           <w:sz w:val="20"/>
           <w:szCs w:val="20"/>
         </w:rPr>
-        <w:t>2</w:t>
+        <w:t>3</w:t>
       </w:r>
       <w:r>
         <w:rPr>
@@ -6113,7 +7000,27 @@
           <w:sz w:val="20"/>
           <w:szCs w:val="20"/>
         </w:rPr>
-        <w:t>11</w:t>
+        <w:t>0</w:t>
+      </w:r>
+      <w:r>
+        <w:rPr>
+          <w:rFonts w:ascii="Calibri Light" w:hAnsi="Calibri Light" w:cs="Calibri Light"/>
+          <w:i/>
+          <w:iCs/>
+          <w:sz w:val="20"/>
+          <w:szCs w:val="20"/>
+        </w:rPr>
+        <w:t>9</w:t>
+      </w:r>
+      <w:r>
+        <w:rPr>
+          <w:rFonts w:ascii="Calibri Light" w:hAnsi="Calibri Light" w:cs="Calibri Light"/>
+          <w:i/>
+          <w:iCs/>
+          <w:sz w:val="20"/>
+          <w:szCs w:val="20"/>
+        </w:rPr>
+        <w:t>.</w:t>
       </w:r>
       <w:r>
         <w:rPr>
@@ -6136,17 +7043,6 @@
         </w:rPr>
         <w:t>-</w:t>
       </w:r>
-    </w:p>
-    <w:p>
-      <w:pPr>
-        <w:jc w:val="right"/>
-        <w:rPr>
-          <w:rFonts w:ascii="Calibri Light" w:hAnsi="Calibri Light" w:cs="Calibri Light"/>
-          <w:sz w:val="20"/>
-          <w:szCs w:val="20"/>
-          <w:lang w:eastAsia="ko-KR"/>
-        </w:rPr>
-      </w:pPr>
     </w:p>
     <w:sectPr>
       <w:footerReference w:type="default" r:id="rId11"/>
